--- a/MODUL AJAR/MA MTK/BAB 8 - MA Matematika Kls 1.docx
+++ b/MODUL AJAR/MA MTK/BAB 8 - MA Matematika Kls 1.docx
@@ -1,6 +1,6 @@
 
 <file path=word/document.xml><?xml version="1.0" encoding="utf-8"?>
-<w:document xmlns:wpc="http://schemas.microsoft.com/office/word/2010/wordprocessingCanvas" xmlns:cx="http://schemas.microsoft.com/office/drawing/2014/chartex" xmlns:cx1="http://schemas.microsoft.com/office/drawing/2015/9/8/chartex" xmlns:cx2="http://schemas.microsoft.com/office/drawing/2015/10/21/chartex" xmlns:cx3="http://schemas.microsoft.com/office/drawing/2016/5/9/chartex" xmlns:cx4="http://schemas.microsoft.com/office/drawing/2016/5/10/chartex" xmlns:cx5="http://schemas.microsoft.com/office/drawing/2016/5/11/chartex" xmlns:cx6="http://schemas.microsoft.com/office/drawing/2016/5/12/chartex" xmlns:cx7="http://schemas.microsoft.com/office/drawing/2016/5/13/chartex" xmlns:cx8="http://schemas.microsoft.com/office/drawing/2016/5/14/chartex" xmlns:mc="http://schemas.openxmlformats.org/markup-compatibility/2006" xmlns:aink="http://schemas.microsoft.com/office/drawing/2016/ink" xmlns:am3d="http://schemas.microsoft.com/office/drawing/2017/model3d" xmlns:o="urn:schemas-microsoft-com:office:office" xmlns:oel="http://schemas.microsoft.com/office/2019/extlst" xmlns:r="http://schemas.openxmlformats.org/officeDocument/2006/relationships" xmlns:m="http://schemas.openxmlformats.org/officeDocument/2006/math" xmlns:v="urn:schemas-microsoft-com:vml" xmlns:wp14="http://schemas.microsoft.com/office/word/2010/wordprocessingDrawing" xmlns:wp="http://schemas.openxmlformats.org/drawingml/2006/wordprocessingDrawing" xmlns:w10="urn:schemas-microsoft-com:office:word" xmlns:w="http://schemas.openxmlformats.org/wordprocessingml/2006/main" xmlns:w14="http://schemas.microsoft.com/office/word/2010/wordml" xmlns:w15="http://schemas.microsoft.com/office/word/2012/wordml" xmlns:w16cex="http://schemas.microsoft.com/office/word/2018/wordml/cex" xmlns:w16cid="http://schemas.microsoft.com/office/word/2016/wordml/cid" xmlns:w16="http://schemas.microsoft.com/office/word/2018/wordml" xmlns:w16sdtdh="http://schemas.microsoft.com/office/word/2020/wordml/sdtdatahash" xmlns:w16se="http://schemas.microsoft.com/office/word/2015/wordml/symex" xmlns:wpg="http://schemas.microsoft.com/office/word/2010/wordprocessingGroup" xmlns:wpi="http://schemas.microsoft.com/office/word/2010/wordprocessingInk" xmlns:wne="http://schemas.microsoft.com/office/word/2006/wordml" xmlns:wps="http://schemas.microsoft.com/office/word/2010/wordprocessingShape" mc:Ignorable="w14 w15 w16se w16cid w16 w16cex w16sdtdh wp14">
+<w:document xmlns:wpc="http://schemas.microsoft.com/office/word/2010/wordprocessingCanvas" xmlns:cx="http://schemas.microsoft.com/office/drawing/2014/chartex" xmlns:cx1="http://schemas.microsoft.com/office/drawing/2015/9/8/chartex" xmlns:cx2="http://schemas.microsoft.com/office/drawing/2015/10/21/chartex" xmlns:cx3="http://schemas.microsoft.com/office/drawing/2016/5/9/chartex" xmlns:cx4="http://schemas.microsoft.com/office/drawing/2016/5/10/chartex" xmlns:cx5="http://schemas.microsoft.com/office/drawing/2016/5/11/chartex" xmlns:cx6="http://schemas.microsoft.com/office/drawing/2016/5/12/chartex" xmlns:cx7="http://schemas.microsoft.com/office/drawing/2016/5/13/chartex" xmlns:cx8="http://schemas.microsoft.com/office/drawing/2016/5/14/chartex" xmlns:mc="http://schemas.openxmlformats.org/markup-compatibility/2006" xmlns:aink="http://schemas.microsoft.com/office/drawing/2016/ink" xmlns:am3d="http://schemas.microsoft.com/office/drawing/2017/model3d" xmlns:o="urn:schemas-microsoft-com:office:office" xmlns:oel="http://schemas.microsoft.com/office/2019/extlst" xmlns:r="http://schemas.openxmlformats.org/officeDocument/2006/relationships" xmlns:m="http://schemas.openxmlformats.org/officeDocument/2006/math" xmlns:v="urn:schemas-microsoft-com:vml" xmlns:wp14="http://schemas.microsoft.com/office/word/2010/wordprocessingDrawing" xmlns:wp="http://schemas.openxmlformats.org/drawingml/2006/wordprocessingDrawing" xmlns:w10="urn:schemas-microsoft-com:office:word" xmlns:w="http://schemas.openxmlformats.org/wordprocessingml/2006/main" xmlns:w14="http://schemas.microsoft.com/office/word/2010/wordml" xmlns:w15="http://schemas.microsoft.com/office/word/2012/wordml" xmlns:w16cex="http://schemas.microsoft.com/office/word/2018/wordml/cex" xmlns:w16cid="http://schemas.microsoft.com/office/word/2016/wordml/cid" xmlns:w16="http://schemas.microsoft.com/office/word/2018/wordml" xmlns:w16du="http://schemas.microsoft.com/office/word/2023/wordml/word16du" xmlns:w16sdtdh="http://schemas.microsoft.com/office/word/2020/wordml/sdtdatahash" xmlns:w16sdtfl="http://schemas.microsoft.com/office/word/2024/wordml/sdtformatlock" xmlns:w16se="http://schemas.microsoft.com/office/word/2015/wordml/symex" xmlns:wpg="http://schemas.microsoft.com/office/word/2010/wordprocessingGroup" xmlns:wpi="http://schemas.microsoft.com/office/word/2010/wordprocessingInk" xmlns:wne="http://schemas.microsoft.com/office/word/2006/wordml" xmlns:wps="http://schemas.microsoft.com/office/word/2010/wordprocessingShape" mc:Ignorable="w14 w15 w16se w16cid w16 w16cex w16sdtdh w16sdtfl w16du wp14">
   <w:body>
     <w:p>
       <w:pPr>
@@ -872,7 +872,16 @@
                 <w:lang w:val="pt-BR"/>
               </w:rPr>
               <w:tab/>
-              <w:t>2025/2026</w:t>
+            </w:r>
+            <w:r>
+              <w:rPr>
+                <w:b/>
+                <w:bCs/>
+                <w:sz w:val="28"/>
+                <w:szCs w:val="28"/>
+                <w:lang w:val="pt-BR"/>
+              </w:rPr>
+              <w:t>2026/2027</w:t>
             </w:r>
           </w:p>
           <w:p>
@@ -1377,16 +1386,15 @@
           <w:szCs w:val="24"/>
         </w:rPr>
         <w:tab/>
-        <w:t>20</w:t>
-      </w:r>
-      <w:r>
-        <w:rPr>
-          <w:b/>
-          <w:bCs/>
-          <w:sz w:val="24"/>
-          <w:szCs w:val="24"/>
-        </w:rPr>
-        <w:t>25/2026</w:t>
+      </w:r>
+      <w:r>
+        <w:rPr>
+          <w:b/>
+          <w:bCs/>
+          <w:sz w:val="24"/>
+          <w:szCs w:val="24"/>
+        </w:rPr>
+        <w:t>2026/2027</w:t>
       </w:r>
     </w:p>
     <w:p>
@@ -1532,7 +1540,7 @@
     </w:p>
     <w:p>
       <w:pPr>
-        <w:pStyle w:val="DaftarParagraf"/>
+        <w:pStyle w:val="ListParagraph"/>
         <w:numPr>
           <w:ilvl w:val="0"/>
           <w:numId w:val="1"/>
@@ -1626,7 +1634,7 @@
     </w:p>
     <w:p>
       <w:pPr>
-        <w:pStyle w:val="DaftarParagraf"/>
+        <w:pStyle w:val="ListParagraph"/>
         <w:numPr>
           <w:ilvl w:val="0"/>
           <w:numId w:val="9"/>
@@ -1653,7 +1661,7 @@
     </w:p>
     <w:p>
       <w:pPr>
-        <w:pStyle w:val="DaftarParagraf"/>
+        <w:pStyle w:val="ListParagraph"/>
         <w:spacing w:before="60" w:after="60"/>
         <w:rPr>
           <w:rFonts w:eastAsia="Calibri"/>
@@ -1672,7 +1680,7 @@
     </w:p>
     <w:p>
       <w:pPr>
-        <w:pStyle w:val="DaftarParagraf"/>
+        <w:pStyle w:val="ListParagraph"/>
         <w:numPr>
           <w:ilvl w:val="0"/>
           <w:numId w:val="9"/>
@@ -1699,7 +1707,7 @@
     </w:p>
     <w:p>
       <w:pPr>
-        <w:pStyle w:val="DaftarParagraf"/>
+        <w:pStyle w:val="ListParagraph"/>
         <w:spacing w:before="60" w:after="60"/>
         <w:rPr>
           <w:rFonts w:eastAsia="Calibri"/>
@@ -1718,7 +1726,7 @@
     </w:p>
     <w:p>
       <w:pPr>
-        <w:pStyle w:val="DaftarParagraf"/>
+        <w:pStyle w:val="ListParagraph"/>
         <w:numPr>
           <w:ilvl w:val="0"/>
           <w:numId w:val="9"/>
@@ -1745,7 +1753,7 @@
     </w:p>
     <w:p>
       <w:pPr>
-        <w:pStyle w:val="DaftarParagraf"/>
+        <w:pStyle w:val="ListParagraph"/>
         <w:spacing w:before="60" w:after="60"/>
         <w:rPr>
           <w:rFonts w:eastAsia="Calibri"/>
@@ -1764,7 +1772,7 @@
     </w:p>
     <w:p>
       <w:pPr>
-        <w:pStyle w:val="DaftarParagraf"/>
+        <w:pStyle w:val="ListParagraph"/>
         <w:numPr>
           <w:ilvl w:val="0"/>
           <w:numId w:val="9"/>
@@ -1791,7 +1799,7 @@
     </w:p>
     <w:p>
       <w:pPr>
-        <w:pStyle w:val="DaftarParagraf"/>
+        <w:pStyle w:val="ListParagraph"/>
         <w:spacing w:before="60" w:after="60"/>
         <w:rPr>
           <w:rFonts w:eastAsia="Calibri"/>
@@ -1810,7 +1818,7 @@
     </w:p>
     <w:p>
       <w:pPr>
-        <w:pStyle w:val="DaftarParagraf"/>
+        <w:pStyle w:val="ListParagraph"/>
         <w:numPr>
           <w:ilvl w:val="0"/>
           <w:numId w:val="9"/>
@@ -1837,7 +1845,7 @@
     </w:p>
     <w:p>
       <w:pPr>
-        <w:pStyle w:val="DaftarParagraf"/>
+        <w:pStyle w:val="ListParagraph"/>
         <w:spacing w:before="60" w:after="60"/>
         <w:rPr>
           <w:rFonts w:eastAsia="Calibri"/>
@@ -1856,7 +1864,7 @@
     </w:p>
     <w:p>
       <w:pPr>
-        <w:pStyle w:val="DaftarParagraf"/>
+        <w:pStyle w:val="ListParagraph"/>
         <w:numPr>
           <w:ilvl w:val="0"/>
           <w:numId w:val="9"/>
@@ -1883,7 +1891,7 @@
     </w:p>
     <w:p>
       <w:pPr>
-        <w:pStyle w:val="DaftarParagraf"/>
+        <w:pStyle w:val="ListParagraph"/>
         <w:spacing w:before="60" w:after="60"/>
         <w:rPr>
           <w:rFonts w:eastAsia="Calibri"/>
@@ -1903,7 +1911,7 @@
     </w:p>
     <w:p>
       <w:pPr>
-        <w:pStyle w:val="DaftarParagraf"/>
+        <w:pStyle w:val="ListParagraph"/>
         <w:numPr>
           <w:ilvl w:val="0"/>
           <w:numId w:val="9"/>
@@ -1930,7 +1938,7 @@
     </w:p>
     <w:p>
       <w:pPr>
-        <w:pStyle w:val="DaftarParagraf"/>
+        <w:pStyle w:val="ListParagraph"/>
         <w:spacing w:before="60" w:after="60"/>
         <w:rPr>
           <w:rFonts w:eastAsia="Calibri"/>
@@ -1949,7 +1957,7 @@
     </w:p>
     <w:p>
       <w:pPr>
-        <w:pStyle w:val="DaftarParagraf"/>
+        <w:pStyle w:val="ListParagraph"/>
         <w:numPr>
           <w:ilvl w:val="0"/>
           <w:numId w:val="9"/>
@@ -1975,7 +1983,7 @@
     </w:p>
     <w:p>
       <w:pPr>
-        <w:pStyle w:val="DaftarParagraf"/>
+        <w:pStyle w:val="ListParagraph"/>
         <w:spacing w:before="60" w:after="60" w:line="276" w:lineRule="auto"/>
         <w:rPr>
           <w:rFonts w:eastAsia="Calibri"/>
@@ -2059,7 +2067,7 @@
     </w:p>
     <w:p>
       <w:pPr>
-        <w:pStyle w:val="DaftarParagraf"/>
+        <w:pStyle w:val="ListParagraph"/>
         <w:tabs>
           <w:tab w:val="left" w:pos="2268"/>
           <w:tab w:val="left" w:pos="2552"/>
@@ -2113,7 +2121,7 @@
     </w:p>
     <w:p>
       <w:pPr>
-        <w:pStyle w:val="DaftarParagraf"/>
+        <w:pStyle w:val="ListParagraph"/>
         <w:tabs>
           <w:tab w:val="left" w:pos="2268"/>
           <w:tab w:val="left" w:pos="2552"/>
@@ -2234,7 +2242,7 @@
     </w:p>
     <w:p>
       <w:pPr>
-        <w:pStyle w:val="DaftarParagraf"/>
+        <w:pStyle w:val="ListParagraph"/>
         <w:spacing w:before="60" w:after="60"/>
         <w:ind w:left="426"/>
         <w:contextualSpacing w:val="0"/>
@@ -2264,7 +2272,7 @@
     </w:p>
     <w:p>
       <w:pPr>
-        <w:pStyle w:val="DaftarParagraf"/>
+        <w:pStyle w:val="ListParagraph"/>
         <w:spacing w:before="60" w:after="60"/>
         <w:ind w:left="426"/>
         <w:contextualSpacing w:val="0"/>
@@ -2565,7 +2573,7 @@
     </w:p>
     <w:p>
       <w:pPr>
-        <w:pStyle w:val="DaftarParagraf"/>
+        <w:pStyle w:val="ListParagraph"/>
         <w:numPr>
           <w:ilvl w:val="0"/>
           <w:numId w:val="4"/>
@@ -2590,7 +2598,7 @@
     </w:p>
     <w:p>
       <w:pPr>
-        <w:pStyle w:val="DaftarParagraf"/>
+        <w:pStyle w:val="ListParagraph"/>
         <w:numPr>
           <w:ilvl w:val="0"/>
           <w:numId w:val="4"/>
@@ -2615,7 +2623,7 @@
     </w:p>
     <w:p>
       <w:pPr>
-        <w:pStyle w:val="DaftarParagraf"/>
+        <w:pStyle w:val="ListParagraph"/>
         <w:numPr>
           <w:ilvl w:val="0"/>
           <w:numId w:val="4"/>
@@ -2640,7 +2648,7 @@
     </w:p>
     <w:p>
       <w:pPr>
-        <w:pStyle w:val="DaftarParagraf"/>
+        <w:pStyle w:val="ListParagraph"/>
         <w:numPr>
           <w:ilvl w:val="0"/>
           <w:numId w:val="4"/>
@@ -2665,7 +2673,7 @@
     </w:p>
     <w:p>
       <w:pPr>
-        <w:pStyle w:val="DaftarParagraf"/>
+        <w:pStyle w:val="ListParagraph"/>
         <w:numPr>
           <w:ilvl w:val="0"/>
           <w:numId w:val="4"/>
@@ -2752,7 +2760,7 @@
     </w:p>
     <w:p>
       <w:pPr>
-        <w:pStyle w:val="DaftarParagraf"/>
+        <w:pStyle w:val="ListParagraph"/>
         <w:numPr>
           <w:ilvl w:val="0"/>
           <w:numId w:val="5"/>
@@ -2776,7 +2784,7 @@
     </w:p>
     <w:p>
       <w:pPr>
-        <w:pStyle w:val="DaftarParagraf"/>
+        <w:pStyle w:val="ListParagraph"/>
         <w:numPr>
           <w:ilvl w:val="0"/>
           <w:numId w:val="5"/>
@@ -2800,7 +2808,7 @@
     </w:p>
     <w:p>
       <w:pPr>
-        <w:pStyle w:val="DaftarParagraf"/>
+        <w:pStyle w:val="ListParagraph"/>
         <w:autoSpaceDE w:val="0"/>
         <w:autoSpaceDN w:val="0"/>
         <w:adjustRightInd w:val="0"/>
@@ -2855,7 +2863,7 @@
     </w:p>
     <w:p>
       <w:pPr>
-        <w:pStyle w:val="DaftarParagraf"/>
+        <w:pStyle w:val="ListParagraph"/>
         <w:numPr>
           <w:ilvl w:val="0"/>
           <w:numId w:val="2"/>
@@ -3048,7 +3056,7 @@
     </w:p>
     <w:p>
       <w:pPr>
-        <w:pStyle w:val="DaftarParagraf"/>
+        <w:pStyle w:val="ListParagraph"/>
         <w:numPr>
           <w:ilvl w:val="0"/>
           <w:numId w:val="1"/>
@@ -3074,7 +3082,7 @@
     </w:p>
     <w:p>
       <w:pPr>
-        <w:pStyle w:val="DaftarParagraf"/>
+        <w:pStyle w:val="ListParagraph"/>
         <w:numPr>
           <w:ilvl w:val="0"/>
           <w:numId w:val="1"/>
@@ -3100,7 +3108,7 @@
     </w:p>
     <w:p>
       <w:pPr>
-        <w:pStyle w:val="DaftarParagraf"/>
+        <w:pStyle w:val="ListParagraph"/>
         <w:numPr>
           <w:ilvl w:val="0"/>
           <w:numId w:val="1"/>
@@ -3126,7 +3134,7 @@
     </w:p>
     <w:p>
       <w:pPr>
-        <w:pStyle w:val="DaftarParagraf"/>
+        <w:pStyle w:val="ListParagraph"/>
         <w:numPr>
           <w:ilvl w:val="0"/>
           <w:numId w:val="1"/>
@@ -3209,7 +3217,7 @@
     </w:p>
     <w:p>
       <w:pPr>
-        <w:pStyle w:val="DaftarParagraf"/>
+        <w:pStyle w:val="ListParagraph"/>
         <w:numPr>
           <w:ilvl w:val="0"/>
           <w:numId w:val="1"/>
@@ -3252,7 +3260,7 @@
     </w:p>
     <w:p>
       <w:pPr>
-        <w:pStyle w:val="DaftarParagraf"/>
+        <w:pStyle w:val="ListParagraph"/>
         <w:numPr>
           <w:ilvl w:val="0"/>
           <w:numId w:val="1"/>
@@ -3275,7 +3283,7 @@
     </w:p>
     <w:p>
       <w:pPr>
-        <w:pStyle w:val="DaftarParagraf"/>
+        <w:pStyle w:val="ListParagraph"/>
         <w:numPr>
           <w:ilvl w:val="0"/>
           <w:numId w:val="1"/>
@@ -3921,7 +3929,7 @@
     </w:p>
     <w:p>
       <w:pPr>
-        <w:pStyle w:val="DaftarParagraf"/>
+        <w:pStyle w:val="ListParagraph"/>
         <w:numPr>
           <w:ilvl w:val="0"/>
           <w:numId w:val="6"/>
@@ -3944,7 +3952,7 @@
     </w:p>
     <w:p>
       <w:pPr>
-        <w:pStyle w:val="DaftarParagraf"/>
+        <w:pStyle w:val="ListParagraph"/>
         <w:numPr>
           <w:ilvl w:val="0"/>
           <w:numId w:val="6"/>
@@ -3967,7 +3975,7 @@
     </w:p>
     <w:p>
       <w:pPr>
-        <w:pStyle w:val="DaftarParagraf"/>
+        <w:pStyle w:val="ListParagraph"/>
         <w:numPr>
           <w:ilvl w:val="0"/>
           <w:numId w:val="6"/>
@@ -3990,7 +3998,7 @@
     </w:p>
     <w:p>
       <w:pPr>
-        <w:pStyle w:val="DaftarParagraf"/>
+        <w:pStyle w:val="ListParagraph"/>
         <w:numPr>
           <w:ilvl w:val="0"/>
           <w:numId w:val="6"/>
@@ -4013,7 +4021,7 @@
     </w:p>
     <w:p>
       <w:pPr>
-        <w:pStyle w:val="DaftarParagraf"/>
+        <w:pStyle w:val="ListParagraph"/>
         <w:numPr>
           <w:ilvl w:val="0"/>
           <w:numId w:val="6"/>
@@ -4036,7 +4044,7 @@
     </w:p>
     <w:p>
       <w:pPr>
-        <w:pStyle w:val="DaftarParagraf"/>
+        <w:pStyle w:val="ListParagraph"/>
         <w:numPr>
           <w:ilvl w:val="0"/>
           <w:numId w:val="6"/>
@@ -4060,7 +4068,7 @@
     </w:p>
     <w:p>
       <w:pPr>
-        <w:pStyle w:val="DaftarParagraf"/>
+        <w:pStyle w:val="ListParagraph"/>
         <w:numPr>
           <w:ilvl w:val="0"/>
           <w:numId w:val="6"/>
@@ -4083,7 +4091,7 @@
     </w:p>
     <w:p>
       <w:pPr>
-        <w:pStyle w:val="DaftarParagraf"/>
+        <w:pStyle w:val="ListParagraph"/>
         <w:numPr>
           <w:ilvl w:val="0"/>
           <w:numId w:val="6"/>
@@ -4128,7 +4136,7 @@
     </w:p>
     <w:p>
       <w:pPr>
-        <w:pStyle w:val="DaftarParagraf"/>
+        <w:pStyle w:val="ListParagraph"/>
         <w:numPr>
           <w:ilvl w:val="0"/>
           <w:numId w:val="1"/>
@@ -4154,7 +4162,7 @@
     </w:p>
     <w:p>
       <w:pPr>
-        <w:pStyle w:val="DaftarParagraf"/>
+        <w:pStyle w:val="ListParagraph"/>
         <w:numPr>
           <w:ilvl w:val="0"/>
           <w:numId w:val="1"/>
@@ -4180,7 +4188,7 @@
     </w:p>
     <w:p>
       <w:pPr>
-        <w:pStyle w:val="DaftarParagraf"/>
+        <w:pStyle w:val="ListParagraph"/>
         <w:numPr>
           <w:ilvl w:val="0"/>
           <w:numId w:val="1"/>
@@ -4206,7 +4214,7 @@
     </w:p>
     <w:p>
       <w:pPr>
-        <w:pStyle w:val="DaftarParagraf"/>
+        <w:pStyle w:val="ListParagraph"/>
         <w:spacing w:before="60" w:after="60"/>
         <w:ind w:left="709"/>
         <w:contextualSpacing w:val="0"/>
@@ -4328,7 +4336,7 @@
     </w:p>
     <w:p>
       <w:pPr>
-        <w:pStyle w:val="DaftarParagraf"/>
+        <w:pStyle w:val="ListParagraph"/>
         <w:numPr>
           <w:ilvl w:val="0"/>
           <w:numId w:val="1"/>
@@ -4354,7 +4362,7 @@
     </w:p>
     <w:p>
       <w:pPr>
-        <w:pStyle w:val="DaftarParagraf"/>
+        <w:pStyle w:val="ListParagraph"/>
         <w:numPr>
           <w:ilvl w:val="0"/>
           <w:numId w:val="1"/>
@@ -4380,7 +4388,7 @@
     </w:p>
     <w:p>
       <w:pPr>
-        <w:pStyle w:val="DaftarParagraf"/>
+        <w:pStyle w:val="ListParagraph"/>
         <w:numPr>
           <w:ilvl w:val="0"/>
           <w:numId w:val="1"/>
@@ -4406,7 +4414,7 @@
     </w:p>
     <w:p>
       <w:pPr>
-        <w:pStyle w:val="DaftarParagraf"/>
+        <w:pStyle w:val="ListParagraph"/>
         <w:numPr>
           <w:ilvl w:val="0"/>
           <w:numId w:val="1"/>
@@ -4489,7 +4497,7 @@
     </w:p>
     <w:p>
       <w:pPr>
-        <w:pStyle w:val="DaftarParagraf"/>
+        <w:pStyle w:val="ListParagraph"/>
         <w:numPr>
           <w:ilvl w:val="0"/>
           <w:numId w:val="1"/>
@@ -4511,7 +4519,7 @@
     </w:p>
     <w:p>
       <w:pPr>
-        <w:pStyle w:val="DaftarParagraf"/>
+        <w:pStyle w:val="ListParagraph"/>
         <w:numPr>
           <w:ilvl w:val="0"/>
           <w:numId w:val="1"/>
@@ -4534,7 +4542,7 @@
     </w:p>
     <w:p>
       <w:pPr>
-        <w:pStyle w:val="DaftarParagraf"/>
+        <w:pStyle w:val="ListParagraph"/>
         <w:numPr>
           <w:ilvl w:val="0"/>
           <w:numId w:val="1"/>
@@ -5102,7 +5110,7 @@
     </w:p>
     <w:p>
       <w:pPr>
-        <w:pStyle w:val="DaftarParagraf"/>
+        <w:pStyle w:val="ListParagraph"/>
         <w:numPr>
           <w:ilvl w:val="0"/>
           <w:numId w:val="7"/>
@@ -5125,7 +5133,7 @@
     </w:p>
     <w:p>
       <w:pPr>
-        <w:pStyle w:val="DaftarParagraf"/>
+        <w:pStyle w:val="ListParagraph"/>
         <w:numPr>
           <w:ilvl w:val="0"/>
           <w:numId w:val="7"/>
@@ -5148,7 +5156,7 @@
     </w:p>
     <w:p>
       <w:pPr>
-        <w:pStyle w:val="DaftarParagraf"/>
+        <w:pStyle w:val="ListParagraph"/>
         <w:numPr>
           <w:ilvl w:val="0"/>
           <w:numId w:val="7"/>
@@ -5171,7 +5179,7 @@
     </w:p>
     <w:p>
       <w:pPr>
-        <w:pStyle w:val="DaftarParagraf"/>
+        <w:pStyle w:val="ListParagraph"/>
         <w:numPr>
           <w:ilvl w:val="0"/>
           <w:numId w:val="7"/>
@@ -5194,7 +5202,7 @@
     </w:p>
     <w:p>
       <w:pPr>
-        <w:pStyle w:val="DaftarParagraf"/>
+        <w:pStyle w:val="ListParagraph"/>
         <w:numPr>
           <w:ilvl w:val="0"/>
           <w:numId w:val="7"/>
@@ -5217,7 +5225,7 @@
     </w:p>
     <w:p>
       <w:pPr>
-        <w:pStyle w:val="DaftarParagraf"/>
+        <w:pStyle w:val="ListParagraph"/>
         <w:numPr>
           <w:ilvl w:val="0"/>
           <w:numId w:val="7"/>
@@ -5240,7 +5248,7 @@
     </w:p>
     <w:p>
       <w:pPr>
-        <w:pStyle w:val="DaftarParagraf"/>
+        <w:pStyle w:val="ListParagraph"/>
         <w:numPr>
           <w:ilvl w:val="0"/>
           <w:numId w:val="7"/>
@@ -5263,7 +5271,7 @@
     </w:p>
     <w:p>
       <w:pPr>
-        <w:pStyle w:val="DaftarParagraf"/>
+        <w:pStyle w:val="ListParagraph"/>
         <w:numPr>
           <w:ilvl w:val="0"/>
           <w:numId w:val="7"/>
@@ -5286,7 +5294,7 @@
     </w:p>
     <w:p>
       <w:pPr>
-        <w:pStyle w:val="DaftarParagraf"/>
+        <w:pStyle w:val="ListParagraph"/>
         <w:numPr>
           <w:ilvl w:val="0"/>
           <w:numId w:val="7"/>
@@ -5309,7 +5317,7 @@
     </w:p>
     <w:p>
       <w:pPr>
-        <w:pStyle w:val="DaftarParagraf"/>
+        <w:pStyle w:val="ListParagraph"/>
         <w:numPr>
           <w:ilvl w:val="0"/>
           <w:numId w:val="7"/>
@@ -5354,7 +5362,7 @@
     </w:p>
     <w:p>
       <w:pPr>
-        <w:pStyle w:val="DaftarParagraf"/>
+        <w:pStyle w:val="ListParagraph"/>
         <w:numPr>
           <w:ilvl w:val="0"/>
           <w:numId w:val="1"/>
@@ -5380,7 +5388,7 @@
     </w:p>
     <w:p>
       <w:pPr>
-        <w:pStyle w:val="DaftarParagraf"/>
+        <w:pStyle w:val="ListParagraph"/>
         <w:numPr>
           <w:ilvl w:val="0"/>
           <w:numId w:val="1"/>
@@ -5406,7 +5414,7 @@
     </w:p>
     <w:p>
       <w:pPr>
-        <w:pStyle w:val="DaftarParagraf"/>
+        <w:pStyle w:val="ListParagraph"/>
         <w:numPr>
           <w:ilvl w:val="0"/>
           <w:numId w:val="1"/>
@@ -5506,7 +5514,7 @@
     </w:p>
     <w:p>
       <w:pPr>
-        <w:pStyle w:val="DaftarParagraf"/>
+        <w:pStyle w:val="ListParagraph"/>
         <w:numPr>
           <w:ilvl w:val="0"/>
           <w:numId w:val="1"/>
@@ -5547,7 +5555,7 @@
     </w:p>
     <w:p>
       <w:pPr>
-        <w:pStyle w:val="DaftarParagraf"/>
+        <w:pStyle w:val="ListParagraph"/>
         <w:numPr>
           <w:ilvl w:val="0"/>
           <w:numId w:val="1"/>
@@ -5590,7 +5598,7 @@
     </w:p>
     <w:p>
       <w:pPr>
-        <w:pStyle w:val="DaftarParagraf"/>
+        <w:pStyle w:val="ListParagraph"/>
         <w:numPr>
           <w:ilvl w:val="0"/>
           <w:numId w:val="1"/>
@@ -5715,7 +5723,7 @@
     </w:p>
     <w:tbl>
       <w:tblPr>
-        <w:tblStyle w:val="KisiTabel"/>
+        <w:tblStyle w:val="TableGrid"/>
         <w:tblW w:w="8218" w:type="dxa"/>
         <w:tblInd w:w="959" w:type="dxa"/>
         <w:tblLook w:val="04A0" w:firstRow="1" w:lastRow="0" w:firstColumn="1" w:lastColumn="0" w:noHBand="0" w:noVBand="1"/>
@@ -6764,7 +6772,7 @@
     </w:p>
     <w:p>
       <w:pPr>
-        <w:pStyle w:val="DaftarParagraf"/>
+        <w:pStyle w:val="ListParagraph"/>
         <w:numPr>
           <w:ilvl w:val="0"/>
           <w:numId w:val="1"/>
@@ -6796,7 +6804,7 @@
     </w:p>
     <w:p>
       <w:pPr>
-        <w:pStyle w:val="DaftarParagraf"/>
+        <w:pStyle w:val="ListParagraph"/>
         <w:numPr>
           <w:ilvl w:val="0"/>
           <w:numId w:val="1"/>
@@ -6868,7 +6876,7 @@
     </w:p>
     <w:p>
       <w:pPr>
-        <w:pStyle w:val="DaftarParagraf"/>
+        <w:pStyle w:val="ListParagraph"/>
         <w:numPr>
           <w:ilvl w:val="0"/>
           <w:numId w:val="1"/>
@@ -6894,7 +6902,7 @@
     </w:p>
     <w:p>
       <w:pPr>
-        <w:pStyle w:val="DaftarParagraf"/>
+        <w:pStyle w:val="ListParagraph"/>
         <w:numPr>
           <w:ilvl w:val="0"/>
           <w:numId w:val="1"/>
@@ -6920,7 +6928,7 @@
     </w:p>
     <w:p>
       <w:pPr>
-        <w:pStyle w:val="DaftarParagraf"/>
+        <w:pStyle w:val="ListParagraph"/>
         <w:numPr>
           <w:ilvl w:val="0"/>
           <w:numId w:val="1"/>
@@ -7484,7 +7492,7 @@
     </w:p>
     <w:p>
       <w:pPr>
-        <w:pStyle w:val="Judul4"/>
+        <w:pStyle w:val="Heading4"/>
         <w:ind w:left="0" w:firstLine="0"/>
         <w:rPr>
           <w:rFonts w:ascii="Times New Roman" w:hAnsi="Times New Roman" w:cs="Times New Roman"/>
@@ -7563,7 +7571,7 @@
     </w:p>
     <w:p>
       <w:pPr>
-        <w:pStyle w:val="Judul4"/>
+        <w:pStyle w:val="Heading4"/>
         <w:ind w:left="0" w:firstLine="0"/>
         <w:rPr>
           <w:rFonts w:ascii="Times New Roman" w:hAnsi="Times New Roman" w:cs="Times New Roman"/>
@@ -7590,7 +7598,7 @@
     </w:p>
     <w:p>
       <w:pPr>
-        <w:pStyle w:val="Judul4"/>
+        <w:pStyle w:val="Heading4"/>
         <w:ind w:left="0" w:firstLine="0"/>
         <w:rPr>
           <w:rFonts w:ascii="Times New Roman" w:hAnsi="Times New Roman" w:cs="Times New Roman"/>
@@ -7613,7 +7621,7 @@
       </w:pPr>
       <w:r>
         <w:rPr>
-          <w:rStyle w:val="Kuat"/>
+          <w:rStyle w:val="Strong"/>
         </w:rPr>
         <w:t>1. Mindfull Learning (Fokus dan Kesadaran Penuh)</w:t>
       </w:r>
@@ -7632,7 +7640,7 @@
       </w:pPr>
       <w:r>
         <w:rPr>
-          <w:rStyle w:val="Kuat"/>
+          <w:rStyle w:val="Strong"/>
           <w:rFonts w:eastAsiaTheme="minorEastAsia"/>
           <w:sz w:val="24"/>
           <w:szCs w:val="24"/>
@@ -7693,7 +7701,7 @@
       </w:pPr>
       <w:r>
         <w:rPr>
-          <w:rStyle w:val="Kuat"/>
+          <w:rStyle w:val="Strong"/>
         </w:rPr>
         <w:t>2. Joyfull Learning (Pembelajaran Menyenangkan)</w:t>
       </w:r>
@@ -7712,7 +7720,7 @@
       </w:pPr>
       <w:r>
         <w:rPr>
-          <w:rStyle w:val="Kuat"/>
+          <w:rStyle w:val="Strong"/>
           <w:rFonts w:eastAsiaTheme="minorEastAsia"/>
           <w:sz w:val="24"/>
           <w:szCs w:val="24"/>
@@ -9357,7 +9365,7 @@
     </w:p>
     <w:p>
       <w:pPr>
-        <w:pStyle w:val="DaftarParagraf"/>
+        <w:pStyle w:val="ListParagraph"/>
         <w:spacing w:before="60" w:after="60"/>
         <w:ind w:left="360"/>
         <w:rPr>
@@ -9889,7 +9897,7 @@
 </file>
 
 <file path=word/endnotes.xml><?xml version="1.0" encoding="utf-8"?>
-<w:endnotes xmlns:wpc="http://schemas.microsoft.com/office/word/2010/wordprocessingCanvas" xmlns:cx="http://schemas.microsoft.com/office/drawing/2014/chartex" xmlns:cx1="http://schemas.microsoft.com/office/drawing/2015/9/8/chartex" xmlns:cx2="http://schemas.microsoft.com/office/drawing/2015/10/21/chartex" xmlns:cx3="http://schemas.microsoft.com/office/drawing/2016/5/9/chartex" xmlns:cx4="http://schemas.microsoft.com/office/drawing/2016/5/10/chartex" xmlns:cx5="http://schemas.microsoft.com/office/drawing/2016/5/11/chartex" xmlns:cx6="http://schemas.microsoft.com/office/drawing/2016/5/12/chartex" xmlns:cx7="http://schemas.microsoft.com/office/drawing/2016/5/13/chartex" xmlns:cx8="http://schemas.microsoft.com/office/drawing/2016/5/14/chartex" xmlns:mc="http://schemas.openxmlformats.org/markup-compatibility/2006" xmlns:aink="http://schemas.microsoft.com/office/drawing/2016/ink" xmlns:am3d="http://schemas.microsoft.com/office/drawing/2017/model3d" xmlns:o="urn:schemas-microsoft-com:office:office" xmlns:oel="http://schemas.microsoft.com/office/2019/extlst" xmlns:r="http://schemas.openxmlformats.org/officeDocument/2006/relationships" xmlns:m="http://schemas.openxmlformats.org/officeDocument/2006/math" xmlns:v="urn:schemas-microsoft-com:vml" xmlns:wp14="http://schemas.microsoft.com/office/word/2010/wordprocessingDrawing" xmlns:wp="http://schemas.openxmlformats.org/drawingml/2006/wordprocessingDrawing" xmlns:w10="urn:schemas-microsoft-com:office:word" xmlns:w="http://schemas.openxmlformats.org/wordprocessingml/2006/main" xmlns:w14="http://schemas.microsoft.com/office/word/2010/wordml" xmlns:w15="http://schemas.microsoft.com/office/word/2012/wordml" xmlns:w16cex="http://schemas.microsoft.com/office/word/2018/wordml/cex" xmlns:w16cid="http://schemas.microsoft.com/office/word/2016/wordml/cid" xmlns:w16="http://schemas.microsoft.com/office/word/2018/wordml" xmlns:w16sdtdh="http://schemas.microsoft.com/office/word/2020/wordml/sdtdatahash" xmlns:w16se="http://schemas.microsoft.com/office/word/2015/wordml/symex" xmlns:wpg="http://schemas.microsoft.com/office/word/2010/wordprocessingGroup" xmlns:wpi="http://schemas.microsoft.com/office/word/2010/wordprocessingInk" xmlns:wne="http://schemas.microsoft.com/office/word/2006/wordml" xmlns:wps="http://schemas.microsoft.com/office/word/2010/wordprocessingShape" mc:Ignorable="w14 w15 w16se w16cid w16 w16cex w16sdtdh wp14">
+<w:endnotes xmlns:wpc="http://schemas.microsoft.com/office/word/2010/wordprocessingCanvas" xmlns:cx="http://schemas.microsoft.com/office/drawing/2014/chartex" xmlns:cx1="http://schemas.microsoft.com/office/drawing/2015/9/8/chartex" xmlns:cx2="http://schemas.microsoft.com/office/drawing/2015/10/21/chartex" xmlns:cx3="http://schemas.microsoft.com/office/drawing/2016/5/9/chartex" xmlns:cx4="http://schemas.microsoft.com/office/drawing/2016/5/10/chartex" xmlns:cx5="http://schemas.microsoft.com/office/drawing/2016/5/11/chartex" xmlns:cx6="http://schemas.microsoft.com/office/drawing/2016/5/12/chartex" xmlns:cx7="http://schemas.microsoft.com/office/drawing/2016/5/13/chartex" xmlns:cx8="http://schemas.microsoft.com/office/drawing/2016/5/14/chartex" xmlns:mc="http://schemas.openxmlformats.org/markup-compatibility/2006" xmlns:aink="http://schemas.microsoft.com/office/drawing/2016/ink" xmlns:am3d="http://schemas.microsoft.com/office/drawing/2017/model3d" xmlns:o="urn:schemas-microsoft-com:office:office" xmlns:oel="http://schemas.microsoft.com/office/2019/extlst" xmlns:r="http://schemas.openxmlformats.org/officeDocument/2006/relationships" xmlns:m="http://schemas.openxmlformats.org/officeDocument/2006/math" xmlns:v="urn:schemas-microsoft-com:vml" xmlns:wp14="http://schemas.microsoft.com/office/word/2010/wordprocessingDrawing" xmlns:wp="http://schemas.openxmlformats.org/drawingml/2006/wordprocessingDrawing" xmlns:w10="urn:schemas-microsoft-com:office:word" xmlns:w="http://schemas.openxmlformats.org/wordprocessingml/2006/main" xmlns:w14="http://schemas.microsoft.com/office/word/2010/wordml" xmlns:w15="http://schemas.microsoft.com/office/word/2012/wordml" xmlns:w16cex="http://schemas.microsoft.com/office/word/2018/wordml/cex" xmlns:w16cid="http://schemas.microsoft.com/office/word/2016/wordml/cid" xmlns:w16="http://schemas.microsoft.com/office/word/2018/wordml" xmlns:w16du="http://schemas.microsoft.com/office/word/2023/wordml/word16du" xmlns:w16sdtdh="http://schemas.microsoft.com/office/word/2020/wordml/sdtdatahash" xmlns:w16sdtfl="http://schemas.microsoft.com/office/word/2024/wordml/sdtformatlock" xmlns:w16se="http://schemas.microsoft.com/office/word/2015/wordml/symex" xmlns:wpg="http://schemas.microsoft.com/office/word/2010/wordprocessingGroup" xmlns:wpi="http://schemas.microsoft.com/office/word/2010/wordprocessingInk" xmlns:wne="http://schemas.microsoft.com/office/word/2006/wordml" xmlns:wps="http://schemas.microsoft.com/office/word/2010/wordprocessingShape" mc:Ignorable="w14 w15 w16se w16cid w16 w16cex w16sdtdh w16sdtfl w16du wp14">
   <w:endnote w:type="separator" w:id="-1">
     <w:p>
       <w:r>
@@ -9908,7 +9916,7 @@
 </file>
 
 <file path=word/footer1.xml><?xml version="1.0" encoding="utf-8"?>
-<w:ftr xmlns:wpc="http://schemas.microsoft.com/office/word/2010/wordprocessingCanvas" xmlns:cx="http://schemas.microsoft.com/office/drawing/2014/chartex" xmlns:cx1="http://schemas.microsoft.com/office/drawing/2015/9/8/chartex" xmlns:cx2="http://schemas.microsoft.com/office/drawing/2015/10/21/chartex" xmlns:cx3="http://schemas.microsoft.com/office/drawing/2016/5/9/chartex" xmlns:cx4="http://schemas.microsoft.com/office/drawing/2016/5/10/chartex" xmlns:cx5="http://schemas.microsoft.com/office/drawing/2016/5/11/chartex" xmlns:cx6="http://schemas.microsoft.com/office/drawing/2016/5/12/chartex" xmlns:cx7="http://schemas.microsoft.com/office/drawing/2016/5/13/chartex" xmlns:cx8="http://schemas.microsoft.com/office/drawing/2016/5/14/chartex" xmlns:mc="http://schemas.openxmlformats.org/markup-compatibility/2006" xmlns:aink="http://schemas.microsoft.com/office/drawing/2016/ink" xmlns:am3d="http://schemas.microsoft.com/office/drawing/2017/model3d" xmlns:o="urn:schemas-microsoft-com:office:office" xmlns:oel="http://schemas.microsoft.com/office/2019/extlst" xmlns:r="http://schemas.openxmlformats.org/officeDocument/2006/relationships" xmlns:m="http://schemas.openxmlformats.org/officeDocument/2006/math" xmlns:v="urn:schemas-microsoft-com:vml" xmlns:wp14="http://schemas.microsoft.com/office/word/2010/wordprocessingDrawing" xmlns:wp="http://schemas.openxmlformats.org/drawingml/2006/wordprocessingDrawing" xmlns:w10="urn:schemas-microsoft-com:office:word" xmlns:w="http://schemas.openxmlformats.org/wordprocessingml/2006/main" xmlns:w14="http://schemas.microsoft.com/office/word/2010/wordml" xmlns:w15="http://schemas.microsoft.com/office/word/2012/wordml" xmlns:w16cex="http://schemas.microsoft.com/office/word/2018/wordml/cex" xmlns:w16cid="http://schemas.microsoft.com/office/word/2016/wordml/cid" xmlns:w16="http://schemas.microsoft.com/office/word/2018/wordml" xmlns:w16sdtdh="http://schemas.microsoft.com/office/word/2020/wordml/sdtdatahash" xmlns:w16se="http://schemas.microsoft.com/office/word/2015/wordml/symex" xmlns:wpg="http://schemas.microsoft.com/office/word/2010/wordprocessingGroup" xmlns:wpi="http://schemas.microsoft.com/office/word/2010/wordprocessingInk" xmlns:wne="http://schemas.microsoft.com/office/word/2006/wordml" xmlns:wps="http://schemas.microsoft.com/office/word/2010/wordprocessingShape" mc:Ignorable="w14 w15 w16se w16cid w16 w16cex w16sdtdh wp14">
+<w:ftr xmlns:wpc="http://schemas.microsoft.com/office/word/2010/wordprocessingCanvas" xmlns:cx="http://schemas.microsoft.com/office/drawing/2014/chartex" xmlns:cx1="http://schemas.microsoft.com/office/drawing/2015/9/8/chartex" xmlns:cx2="http://schemas.microsoft.com/office/drawing/2015/10/21/chartex" xmlns:cx3="http://schemas.microsoft.com/office/drawing/2016/5/9/chartex" xmlns:cx4="http://schemas.microsoft.com/office/drawing/2016/5/10/chartex" xmlns:cx5="http://schemas.microsoft.com/office/drawing/2016/5/11/chartex" xmlns:cx6="http://schemas.microsoft.com/office/drawing/2016/5/12/chartex" xmlns:cx7="http://schemas.microsoft.com/office/drawing/2016/5/13/chartex" xmlns:cx8="http://schemas.microsoft.com/office/drawing/2016/5/14/chartex" xmlns:mc="http://schemas.openxmlformats.org/markup-compatibility/2006" xmlns:aink="http://schemas.microsoft.com/office/drawing/2016/ink" xmlns:am3d="http://schemas.microsoft.com/office/drawing/2017/model3d" xmlns:o="urn:schemas-microsoft-com:office:office" xmlns:oel="http://schemas.microsoft.com/office/2019/extlst" xmlns:r="http://schemas.openxmlformats.org/officeDocument/2006/relationships" xmlns:m="http://schemas.openxmlformats.org/officeDocument/2006/math" xmlns:v="urn:schemas-microsoft-com:vml" xmlns:wp14="http://schemas.microsoft.com/office/word/2010/wordprocessingDrawing" xmlns:wp="http://schemas.openxmlformats.org/drawingml/2006/wordprocessingDrawing" xmlns:w10="urn:schemas-microsoft-com:office:word" xmlns:w="http://schemas.openxmlformats.org/wordprocessingml/2006/main" xmlns:w14="http://schemas.microsoft.com/office/word/2010/wordml" xmlns:w15="http://schemas.microsoft.com/office/word/2012/wordml" xmlns:w16cex="http://schemas.microsoft.com/office/word/2018/wordml/cex" xmlns:w16cid="http://schemas.microsoft.com/office/word/2016/wordml/cid" xmlns:w16="http://schemas.microsoft.com/office/word/2018/wordml" xmlns:w16du="http://schemas.microsoft.com/office/word/2023/wordml/word16du" xmlns:w16sdtdh="http://schemas.microsoft.com/office/word/2020/wordml/sdtdatahash" xmlns:w16sdtfl="http://schemas.microsoft.com/office/word/2024/wordml/sdtformatlock" xmlns:w16se="http://schemas.microsoft.com/office/word/2015/wordml/symex" xmlns:wpg="http://schemas.microsoft.com/office/word/2010/wordprocessingGroup" xmlns:wpi="http://schemas.microsoft.com/office/word/2010/wordprocessingInk" xmlns:wne="http://schemas.microsoft.com/office/word/2006/wordml" xmlns:wps="http://schemas.microsoft.com/office/word/2010/wordprocessingShape" mc:Ignorable="w14 w15 w16se w16cid w16 w16cex w16sdtdh w16sdtfl w16du wp14">
   <w:p>
     <w:pPr>
       <w:pStyle w:val="Footer"/>
@@ -9918,7 +9926,7 @@
 </file>
 
 <file path=word/footer2.xml><?xml version="1.0" encoding="utf-8"?>
-<w:ftr xmlns:wpc="http://schemas.microsoft.com/office/word/2010/wordprocessingCanvas" xmlns:cx="http://schemas.microsoft.com/office/drawing/2014/chartex" xmlns:cx1="http://schemas.microsoft.com/office/drawing/2015/9/8/chartex" xmlns:cx2="http://schemas.microsoft.com/office/drawing/2015/10/21/chartex" xmlns:cx3="http://schemas.microsoft.com/office/drawing/2016/5/9/chartex" xmlns:cx4="http://schemas.microsoft.com/office/drawing/2016/5/10/chartex" xmlns:cx5="http://schemas.microsoft.com/office/drawing/2016/5/11/chartex" xmlns:cx6="http://schemas.microsoft.com/office/drawing/2016/5/12/chartex" xmlns:cx7="http://schemas.microsoft.com/office/drawing/2016/5/13/chartex" xmlns:cx8="http://schemas.microsoft.com/office/drawing/2016/5/14/chartex" xmlns:mc="http://schemas.openxmlformats.org/markup-compatibility/2006" xmlns:aink="http://schemas.microsoft.com/office/drawing/2016/ink" xmlns:am3d="http://schemas.microsoft.com/office/drawing/2017/model3d" xmlns:o="urn:schemas-microsoft-com:office:office" xmlns:oel="http://schemas.microsoft.com/office/2019/extlst" xmlns:r="http://schemas.openxmlformats.org/officeDocument/2006/relationships" xmlns:m="http://schemas.openxmlformats.org/officeDocument/2006/math" xmlns:v="urn:schemas-microsoft-com:vml" xmlns:wp14="http://schemas.microsoft.com/office/word/2010/wordprocessingDrawing" xmlns:wp="http://schemas.openxmlformats.org/drawingml/2006/wordprocessingDrawing" xmlns:w10="urn:schemas-microsoft-com:office:word" xmlns:w="http://schemas.openxmlformats.org/wordprocessingml/2006/main" xmlns:w14="http://schemas.microsoft.com/office/word/2010/wordml" xmlns:w15="http://schemas.microsoft.com/office/word/2012/wordml" xmlns:w16cex="http://schemas.microsoft.com/office/word/2018/wordml/cex" xmlns:w16cid="http://schemas.microsoft.com/office/word/2016/wordml/cid" xmlns:w16="http://schemas.microsoft.com/office/word/2018/wordml" xmlns:w16sdtdh="http://schemas.microsoft.com/office/word/2020/wordml/sdtdatahash" xmlns:w16se="http://schemas.microsoft.com/office/word/2015/wordml/symex" xmlns:wpg="http://schemas.microsoft.com/office/word/2010/wordprocessingGroup" xmlns:wpi="http://schemas.microsoft.com/office/word/2010/wordprocessingInk" xmlns:wne="http://schemas.microsoft.com/office/word/2006/wordml" xmlns:wps="http://schemas.microsoft.com/office/word/2010/wordprocessingShape" mc:Ignorable="w14 w15 w16se w16cid w16 w16cex w16sdtdh wp14">
+<w:ftr xmlns:wpc="http://schemas.microsoft.com/office/word/2010/wordprocessingCanvas" xmlns:cx="http://schemas.microsoft.com/office/drawing/2014/chartex" xmlns:cx1="http://schemas.microsoft.com/office/drawing/2015/9/8/chartex" xmlns:cx2="http://schemas.microsoft.com/office/drawing/2015/10/21/chartex" xmlns:cx3="http://schemas.microsoft.com/office/drawing/2016/5/9/chartex" xmlns:cx4="http://schemas.microsoft.com/office/drawing/2016/5/10/chartex" xmlns:cx5="http://schemas.microsoft.com/office/drawing/2016/5/11/chartex" xmlns:cx6="http://schemas.microsoft.com/office/drawing/2016/5/12/chartex" xmlns:cx7="http://schemas.microsoft.com/office/drawing/2016/5/13/chartex" xmlns:cx8="http://schemas.microsoft.com/office/drawing/2016/5/14/chartex" xmlns:mc="http://schemas.openxmlformats.org/markup-compatibility/2006" xmlns:aink="http://schemas.microsoft.com/office/drawing/2016/ink" xmlns:am3d="http://schemas.microsoft.com/office/drawing/2017/model3d" xmlns:o="urn:schemas-microsoft-com:office:office" xmlns:oel="http://schemas.microsoft.com/office/2019/extlst" xmlns:r="http://schemas.openxmlformats.org/officeDocument/2006/relationships" xmlns:m="http://schemas.openxmlformats.org/officeDocument/2006/math" xmlns:v="urn:schemas-microsoft-com:vml" xmlns:wp14="http://schemas.microsoft.com/office/word/2010/wordprocessingDrawing" xmlns:wp="http://schemas.openxmlformats.org/drawingml/2006/wordprocessingDrawing" xmlns:w10="urn:schemas-microsoft-com:office:word" xmlns:w="http://schemas.openxmlformats.org/wordprocessingml/2006/main" xmlns:w14="http://schemas.microsoft.com/office/word/2010/wordml" xmlns:w15="http://schemas.microsoft.com/office/word/2012/wordml" xmlns:w16cex="http://schemas.microsoft.com/office/word/2018/wordml/cex" xmlns:w16cid="http://schemas.microsoft.com/office/word/2016/wordml/cid" xmlns:w16="http://schemas.microsoft.com/office/word/2018/wordml" xmlns:w16du="http://schemas.microsoft.com/office/word/2023/wordml/word16du" xmlns:w16sdtdh="http://schemas.microsoft.com/office/word/2020/wordml/sdtdatahash" xmlns:w16sdtfl="http://schemas.microsoft.com/office/word/2024/wordml/sdtformatlock" xmlns:w16se="http://schemas.microsoft.com/office/word/2015/wordml/symex" xmlns:wpg="http://schemas.microsoft.com/office/word/2010/wordprocessingGroup" xmlns:wpi="http://schemas.microsoft.com/office/word/2010/wordprocessingInk" xmlns:wne="http://schemas.microsoft.com/office/word/2006/wordml" xmlns:wps="http://schemas.microsoft.com/office/word/2010/wordprocessingShape" mc:Ignorable="w14 w15 w16se w16cid w16 w16cex w16sdtdh w16sdtfl w16du wp14">
   <w:p>
     <w:pPr>
       <w:pStyle w:val="Footer"/>
@@ -9928,7 +9936,7 @@
 </file>
 
 <file path=word/footer3.xml><?xml version="1.0" encoding="utf-8"?>
-<w:ftr xmlns:wpc="http://schemas.microsoft.com/office/word/2010/wordprocessingCanvas" xmlns:cx="http://schemas.microsoft.com/office/drawing/2014/chartex" xmlns:cx1="http://schemas.microsoft.com/office/drawing/2015/9/8/chartex" xmlns:cx2="http://schemas.microsoft.com/office/drawing/2015/10/21/chartex" xmlns:cx3="http://schemas.microsoft.com/office/drawing/2016/5/9/chartex" xmlns:cx4="http://schemas.microsoft.com/office/drawing/2016/5/10/chartex" xmlns:cx5="http://schemas.microsoft.com/office/drawing/2016/5/11/chartex" xmlns:cx6="http://schemas.microsoft.com/office/drawing/2016/5/12/chartex" xmlns:cx7="http://schemas.microsoft.com/office/drawing/2016/5/13/chartex" xmlns:cx8="http://schemas.microsoft.com/office/drawing/2016/5/14/chartex" xmlns:mc="http://schemas.openxmlformats.org/markup-compatibility/2006" xmlns:aink="http://schemas.microsoft.com/office/drawing/2016/ink" xmlns:am3d="http://schemas.microsoft.com/office/drawing/2017/model3d" xmlns:o="urn:schemas-microsoft-com:office:office" xmlns:oel="http://schemas.microsoft.com/office/2019/extlst" xmlns:r="http://schemas.openxmlformats.org/officeDocument/2006/relationships" xmlns:m="http://schemas.openxmlformats.org/officeDocument/2006/math" xmlns:v="urn:schemas-microsoft-com:vml" xmlns:wp14="http://schemas.microsoft.com/office/word/2010/wordprocessingDrawing" xmlns:wp="http://schemas.openxmlformats.org/drawingml/2006/wordprocessingDrawing" xmlns:w10="urn:schemas-microsoft-com:office:word" xmlns:w="http://schemas.openxmlformats.org/wordprocessingml/2006/main" xmlns:w14="http://schemas.microsoft.com/office/word/2010/wordml" xmlns:w15="http://schemas.microsoft.com/office/word/2012/wordml" xmlns:w16cex="http://schemas.microsoft.com/office/word/2018/wordml/cex" xmlns:w16cid="http://schemas.microsoft.com/office/word/2016/wordml/cid" xmlns:w16="http://schemas.microsoft.com/office/word/2018/wordml" xmlns:w16sdtdh="http://schemas.microsoft.com/office/word/2020/wordml/sdtdatahash" xmlns:w16se="http://schemas.microsoft.com/office/word/2015/wordml/symex" xmlns:wpg="http://schemas.microsoft.com/office/word/2010/wordprocessingGroup" xmlns:wpi="http://schemas.microsoft.com/office/word/2010/wordprocessingInk" xmlns:wne="http://schemas.microsoft.com/office/word/2006/wordml" xmlns:wps="http://schemas.microsoft.com/office/word/2010/wordprocessingShape" mc:Ignorable="w14 w15 w16se w16cid w16 w16cex w16sdtdh wp14">
+<w:ftr xmlns:wpc="http://schemas.microsoft.com/office/word/2010/wordprocessingCanvas" xmlns:cx="http://schemas.microsoft.com/office/drawing/2014/chartex" xmlns:cx1="http://schemas.microsoft.com/office/drawing/2015/9/8/chartex" xmlns:cx2="http://schemas.microsoft.com/office/drawing/2015/10/21/chartex" xmlns:cx3="http://schemas.microsoft.com/office/drawing/2016/5/9/chartex" xmlns:cx4="http://schemas.microsoft.com/office/drawing/2016/5/10/chartex" xmlns:cx5="http://schemas.microsoft.com/office/drawing/2016/5/11/chartex" xmlns:cx6="http://schemas.microsoft.com/office/drawing/2016/5/12/chartex" xmlns:cx7="http://schemas.microsoft.com/office/drawing/2016/5/13/chartex" xmlns:cx8="http://schemas.microsoft.com/office/drawing/2016/5/14/chartex" xmlns:mc="http://schemas.openxmlformats.org/markup-compatibility/2006" xmlns:aink="http://schemas.microsoft.com/office/drawing/2016/ink" xmlns:am3d="http://schemas.microsoft.com/office/drawing/2017/model3d" xmlns:o="urn:schemas-microsoft-com:office:office" xmlns:oel="http://schemas.microsoft.com/office/2019/extlst" xmlns:r="http://schemas.openxmlformats.org/officeDocument/2006/relationships" xmlns:m="http://schemas.openxmlformats.org/officeDocument/2006/math" xmlns:v="urn:schemas-microsoft-com:vml" xmlns:wp14="http://schemas.microsoft.com/office/word/2010/wordprocessingDrawing" xmlns:wp="http://schemas.openxmlformats.org/drawingml/2006/wordprocessingDrawing" xmlns:w10="urn:schemas-microsoft-com:office:word" xmlns:w="http://schemas.openxmlformats.org/wordprocessingml/2006/main" xmlns:w14="http://schemas.microsoft.com/office/word/2010/wordml" xmlns:w15="http://schemas.microsoft.com/office/word/2012/wordml" xmlns:w16cex="http://schemas.microsoft.com/office/word/2018/wordml/cex" xmlns:w16cid="http://schemas.microsoft.com/office/word/2016/wordml/cid" xmlns:w16="http://schemas.microsoft.com/office/word/2018/wordml" xmlns:w16du="http://schemas.microsoft.com/office/word/2023/wordml/word16du" xmlns:w16sdtdh="http://schemas.microsoft.com/office/word/2020/wordml/sdtdatahash" xmlns:w16sdtfl="http://schemas.microsoft.com/office/word/2024/wordml/sdtformatlock" xmlns:w16se="http://schemas.microsoft.com/office/word/2015/wordml/symex" xmlns:wpg="http://schemas.microsoft.com/office/word/2010/wordprocessingGroup" xmlns:wpi="http://schemas.microsoft.com/office/word/2010/wordprocessingInk" xmlns:wne="http://schemas.microsoft.com/office/word/2006/wordml" xmlns:wps="http://schemas.microsoft.com/office/word/2010/wordprocessingShape" mc:Ignorable="w14 w15 w16se w16cid w16 w16cex w16sdtdh w16sdtfl w16du wp14">
   <w:p>
     <w:pPr>
       <w:pStyle w:val="Footer"/>
@@ -9938,7 +9946,7 @@
 </file>
 
 <file path=word/footnotes.xml><?xml version="1.0" encoding="utf-8"?>
-<w:footnotes xmlns:wpc="http://schemas.microsoft.com/office/word/2010/wordprocessingCanvas" xmlns:cx="http://schemas.microsoft.com/office/drawing/2014/chartex" xmlns:cx1="http://schemas.microsoft.com/office/drawing/2015/9/8/chartex" xmlns:cx2="http://schemas.microsoft.com/office/drawing/2015/10/21/chartex" xmlns:cx3="http://schemas.microsoft.com/office/drawing/2016/5/9/chartex" xmlns:cx4="http://schemas.microsoft.com/office/drawing/2016/5/10/chartex" xmlns:cx5="http://schemas.microsoft.com/office/drawing/2016/5/11/chartex" xmlns:cx6="http://schemas.microsoft.com/office/drawing/2016/5/12/chartex" xmlns:cx7="http://schemas.microsoft.com/office/drawing/2016/5/13/chartex" xmlns:cx8="http://schemas.microsoft.com/office/drawing/2016/5/14/chartex" xmlns:mc="http://schemas.openxmlformats.org/markup-compatibility/2006" xmlns:aink="http://schemas.microsoft.com/office/drawing/2016/ink" xmlns:am3d="http://schemas.microsoft.com/office/drawing/2017/model3d" xmlns:o="urn:schemas-microsoft-com:office:office" xmlns:oel="http://schemas.microsoft.com/office/2019/extlst" xmlns:r="http://schemas.openxmlformats.org/officeDocument/2006/relationships" xmlns:m="http://schemas.openxmlformats.org/officeDocument/2006/math" xmlns:v="urn:schemas-microsoft-com:vml" xmlns:wp14="http://schemas.microsoft.com/office/word/2010/wordprocessingDrawing" xmlns:wp="http://schemas.openxmlformats.org/drawingml/2006/wordprocessingDrawing" xmlns:w10="urn:schemas-microsoft-com:office:word" xmlns:w="http://schemas.openxmlformats.org/wordprocessingml/2006/main" xmlns:w14="http://schemas.microsoft.com/office/word/2010/wordml" xmlns:w15="http://schemas.microsoft.com/office/word/2012/wordml" xmlns:w16cex="http://schemas.microsoft.com/office/word/2018/wordml/cex" xmlns:w16cid="http://schemas.microsoft.com/office/word/2016/wordml/cid" xmlns:w16="http://schemas.microsoft.com/office/word/2018/wordml" xmlns:w16sdtdh="http://schemas.microsoft.com/office/word/2020/wordml/sdtdatahash" xmlns:w16se="http://schemas.microsoft.com/office/word/2015/wordml/symex" xmlns:wpg="http://schemas.microsoft.com/office/word/2010/wordprocessingGroup" xmlns:wpi="http://schemas.microsoft.com/office/word/2010/wordprocessingInk" xmlns:wne="http://schemas.microsoft.com/office/word/2006/wordml" xmlns:wps="http://schemas.microsoft.com/office/word/2010/wordprocessingShape" mc:Ignorable="w14 w15 w16se w16cid w16 w16cex w16sdtdh wp14">
+<w:footnotes xmlns:wpc="http://schemas.microsoft.com/office/word/2010/wordprocessingCanvas" xmlns:cx="http://schemas.microsoft.com/office/drawing/2014/chartex" xmlns:cx1="http://schemas.microsoft.com/office/drawing/2015/9/8/chartex" xmlns:cx2="http://schemas.microsoft.com/office/drawing/2015/10/21/chartex" xmlns:cx3="http://schemas.microsoft.com/office/drawing/2016/5/9/chartex" xmlns:cx4="http://schemas.microsoft.com/office/drawing/2016/5/10/chartex" xmlns:cx5="http://schemas.microsoft.com/office/drawing/2016/5/11/chartex" xmlns:cx6="http://schemas.microsoft.com/office/drawing/2016/5/12/chartex" xmlns:cx7="http://schemas.microsoft.com/office/drawing/2016/5/13/chartex" xmlns:cx8="http://schemas.microsoft.com/office/drawing/2016/5/14/chartex" xmlns:mc="http://schemas.openxmlformats.org/markup-compatibility/2006" xmlns:aink="http://schemas.microsoft.com/office/drawing/2016/ink" xmlns:am3d="http://schemas.microsoft.com/office/drawing/2017/model3d" xmlns:o="urn:schemas-microsoft-com:office:office" xmlns:oel="http://schemas.microsoft.com/office/2019/extlst" xmlns:r="http://schemas.openxmlformats.org/officeDocument/2006/relationships" xmlns:m="http://schemas.openxmlformats.org/officeDocument/2006/math" xmlns:v="urn:schemas-microsoft-com:vml" xmlns:wp14="http://schemas.microsoft.com/office/word/2010/wordprocessingDrawing" xmlns:wp="http://schemas.openxmlformats.org/drawingml/2006/wordprocessingDrawing" xmlns:w10="urn:schemas-microsoft-com:office:word" xmlns:w="http://schemas.openxmlformats.org/wordprocessingml/2006/main" xmlns:w14="http://schemas.microsoft.com/office/word/2010/wordml" xmlns:w15="http://schemas.microsoft.com/office/word/2012/wordml" xmlns:w16cex="http://schemas.microsoft.com/office/word/2018/wordml/cex" xmlns:w16cid="http://schemas.microsoft.com/office/word/2016/wordml/cid" xmlns:w16="http://schemas.microsoft.com/office/word/2018/wordml" xmlns:w16du="http://schemas.microsoft.com/office/word/2023/wordml/word16du" xmlns:w16sdtdh="http://schemas.microsoft.com/office/word/2020/wordml/sdtdatahash" xmlns:w16sdtfl="http://schemas.microsoft.com/office/word/2024/wordml/sdtformatlock" xmlns:w16se="http://schemas.microsoft.com/office/word/2015/wordml/symex" xmlns:wpg="http://schemas.microsoft.com/office/word/2010/wordprocessingGroup" xmlns:wpi="http://schemas.microsoft.com/office/word/2010/wordprocessingInk" xmlns:wne="http://schemas.microsoft.com/office/word/2006/wordml" xmlns:wps="http://schemas.microsoft.com/office/word/2010/wordprocessingShape" mc:Ignorable="w14 w15 w16se w16cid w16 w16cex w16sdtdh w16sdtfl w16du wp14">
   <w:footnote w:type="separator" w:id="-1">
     <w:p>
       <w:r>
@@ -9957,7 +9965,7 @@
 </file>
 
 <file path=word/header1.xml><?xml version="1.0" encoding="utf-8"?>
-<w:hdr xmlns:wpc="http://schemas.microsoft.com/office/word/2010/wordprocessingCanvas" xmlns:cx="http://schemas.microsoft.com/office/drawing/2014/chartex" xmlns:cx1="http://schemas.microsoft.com/office/drawing/2015/9/8/chartex" xmlns:cx2="http://schemas.microsoft.com/office/drawing/2015/10/21/chartex" xmlns:cx3="http://schemas.microsoft.com/office/drawing/2016/5/9/chartex" xmlns:cx4="http://schemas.microsoft.com/office/drawing/2016/5/10/chartex" xmlns:cx5="http://schemas.microsoft.com/office/drawing/2016/5/11/chartex" xmlns:cx6="http://schemas.microsoft.com/office/drawing/2016/5/12/chartex" xmlns:cx7="http://schemas.microsoft.com/office/drawing/2016/5/13/chartex" xmlns:cx8="http://schemas.microsoft.com/office/drawing/2016/5/14/chartex" xmlns:mc="http://schemas.openxmlformats.org/markup-compatibility/2006" xmlns:aink="http://schemas.microsoft.com/office/drawing/2016/ink" xmlns:am3d="http://schemas.microsoft.com/office/drawing/2017/model3d" xmlns:o="urn:schemas-microsoft-com:office:office" xmlns:oel="http://schemas.microsoft.com/office/2019/extlst" xmlns:r="http://schemas.openxmlformats.org/officeDocument/2006/relationships" xmlns:m="http://schemas.openxmlformats.org/officeDocument/2006/math" xmlns:v="urn:schemas-microsoft-com:vml" xmlns:wp14="http://schemas.microsoft.com/office/word/2010/wordprocessingDrawing" xmlns:wp="http://schemas.openxmlformats.org/drawingml/2006/wordprocessingDrawing" xmlns:w10="urn:schemas-microsoft-com:office:word" xmlns:w="http://schemas.openxmlformats.org/wordprocessingml/2006/main" xmlns:w14="http://schemas.microsoft.com/office/word/2010/wordml" xmlns:w15="http://schemas.microsoft.com/office/word/2012/wordml" xmlns:w16cex="http://schemas.microsoft.com/office/word/2018/wordml/cex" xmlns:w16cid="http://schemas.microsoft.com/office/word/2016/wordml/cid" xmlns:w16="http://schemas.microsoft.com/office/word/2018/wordml" xmlns:w16sdtdh="http://schemas.microsoft.com/office/word/2020/wordml/sdtdatahash" xmlns:w16se="http://schemas.microsoft.com/office/word/2015/wordml/symex" xmlns:wpg="http://schemas.microsoft.com/office/word/2010/wordprocessingGroup" xmlns:wpi="http://schemas.microsoft.com/office/word/2010/wordprocessingInk" xmlns:wne="http://schemas.microsoft.com/office/word/2006/wordml" xmlns:wps="http://schemas.microsoft.com/office/word/2010/wordprocessingShape" mc:Ignorable="w14 w15 w16se w16cid w16 w16cex w16sdtdh wp14">
+<w:hdr xmlns:wpc="http://schemas.microsoft.com/office/word/2010/wordprocessingCanvas" xmlns:cx="http://schemas.microsoft.com/office/drawing/2014/chartex" xmlns:cx1="http://schemas.microsoft.com/office/drawing/2015/9/8/chartex" xmlns:cx2="http://schemas.microsoft.com/office/drawing/2015/10/21/chartex" xmlns:cx3="http://schemas.microsoft.com/office/drawing/2016/5/9/chartex" xmlns:cx4="http://schemas.microsoft.com/office/drawing/2016/5/10/chartex" xmlns:cx5="http://schemas.microsoft.com/office/drawing/2016/5/11/chartex" xmlns:cx6="http://schemas.microsoft.com/office/drawing/2016/5/12/chartex" xmlns:cx7="http://schemas.microsoft.com/office/drawing/2016/5/13/chartex" xmlns:cx8="http://schemas.microsoft.com/office/drawing/2016/5/14/chartex" xmlns:mc="http://schemas.openxmlformats.org/markup-compatibility/2006" xmlns:aink="http://schemas.microsoft.com/office/drawing/2016/ink" xmlns:am3d="http://schemas.microsoft.com/office/drawing/2017/model3d" xmlns:o="urn:schemas-microsoft-com:office:office" xmlns:oel="http://schemas.microsoft.com/office/2019/extlst" xmlns:r="http://schemas.openxmlformats.org/officeDocument/2006/relationships" xmlns:m="http://schemas.openxmlformats.org/officeDocument/2006/math" xmlns:v="urn:schemas-microsoft-com:vml" xmlns:wp14="http://schemas.microsoft.com/office/word/2010/wordprocessingDrawing" xmlns:wp="http://schemas.openxmlformats.org/drawingml/2006/wordprocessingDrawing" xmlns:w10="urn:schemas-microsoft-com:office:word" xmlns:w="http://schemas.openxmlformats.org/wordprocessingml/2006/main" xmlns:w14="http://schemas.microsoft.com/office/word/2010/wordml" xmlns:w15="http://schemas.microsoft.com/office/word/2012/wordml" xmlns:w16cex="http://schemas.microsoft.com/office/word/2018/wordml/cex" xmlns:w16cid="http://schemas.microsoft.com/office/word/2016/wordml/cid" xmlns:w16="http://schemas.microsoft.com/office/word/2018/wordml" xmlns:w16du="http://schemas.microsoft.com/office/word/2023/wordml/word16du" xmlns:w16sdtdh="http://schemas.microsoft.com/office/word/2020/wordml/sdtdatahash" xmlns:w16sdtfl="http://schemas.microsoft.com/office/word/2024/wordml/sdtformatlock" xmlns:w16se="http://schemas.microsoft.com/office/word/2015/wordml/symex" xmlns:wpg="http://schemas.microsoft.com/office/word/2010/wordprocessingGroup" xmlns:wpi="http://schemas.microsoft.com/office/word/2010/wordprocessingInk" xmlns:wne="http://schemas.microsoft.com/office/word/2006/wordml" xmlns:wps="http://schemas.microsoft.com/office/word/2010/wordprocessingShape" mc:Ignorable="w14 w15 w16se w16cid w16 w16cex w16sdtdh w16sdtfl w16du wp14">
   <w:p>
     <w:pPr>
       <w:pStyle w:val="Header"/>
@@ -9967,7 +9975,7 @@
 </file>
 
 <file path=word/header2.xml><?xml version="1.0" encoding="utf-8"?>
-<w:hdr xmlns:wpc="http://schemas.microsoft.com/office/word/2010/wordprocessingCanvas" xmlns:cx="http://schemas.microsoft.com/office/drawing/2014/chartex" xmlns:cx1="http://schemas.microsoft.com/office/drawing/2015/9/8/chartex" xmlns:cx2="http://schemas.microsoft.com/office/drawing/2015/10/21/chartex" xmlns:cx3="http://schemas.microsoft.com/office/drawing/2016/5/9/chartex" xmlns:cx4="http://schemas.microsoft.com/office/drawing/2016/5/10/chartex" xmlns:cx5="http://schemas.microsoft.com/office/drawing/2016/5/11/chartex" xmlns:cx6="http://schemas.microsoft.com/office/drawing/2016/5/12/chartex" xmlns:cx7="http://schemas.microsoft.com/office/drawing/2016/5/13/chartex" xmlns:cx8="http://schemas.microsoft.com/office/drawing/2016/5/14/chartex" xmlns:mc="http://schemas.openxmlformats.org/markup-compatibility/2006" xmlns:aink="http://schemas.microsoft.com/office/drawing/2016/ink" xmlns:am3d="http://schemas.microsoft.com/office/drawing/2017/model3d" xmlns:o="urn:schemas-microsoft-com:office:office" xmlns:oel="http://schemas.microsoft.com/office/2019/extlst" xmlns:r="http://schemas.openxmlformats.org/officeDocument/2006/relationships" xmlns:m="http://schemas.openxmlformats.org/officeDocument/2006/math" xmlns:v="urn:schemas-microsoft-com:vml" xmlns:wp14="http://schemas.microsoft.com/office/word/2010/wordprocessingDrawing" xmlns:wp="http://schemas.openxmlformats.org/drawingml/2006/wordprocessingDrawing" xmlns:w10="urn:schemas-microsoft-com:office:word" xmlns:w="http://schemas.openxmlformats.org/wordprocessingml/2006/main" xmlns:w14="http://schemas.microsoft.com/office/word/2010/wordml" xmlns:w15="http://schemas.microsoft.com/office/word/2012/wordml" xmlns:w16cex="http://schemas.microsoft.com/office/word/2018/wordml/cex" xmlns:w16cid="http://schemas.microsoft.com/office/word/2016/wordml/cid" xmlns:w16="http://schemas.microsoft.com/office/word/2018/wordml" xmlns:w16sdtdh="http://schemas.microsoft.com/office/word/2020/wordml/sdtdatahash" xmlns:w16se="http://schemas.microsoft.com/office/word/2015/wordml/symex" xmlns:wpg="http://schemas.microsoft.com/office/word/2010/wordprocessingGroup" xmlns:wpi="http://schemas.microsoft.com/office/word/2010/wordprocessingInk" xmlns:wne="http://schemas.microsoft.com/office/word/2006/wordml" xmlns:wps="http://schemas.microsoft.com/office/word/2010/wordprocessingShape" mc:Ignorable="w14 w15 w16se w16cid w16 w16cex w16sdtdh wp14">
+<w:hdr xmlns:wpc="http://schemas.microsoft.com/office/word/2010/wordprocessingCanvas" xmlns:cx="http://schemas.microsoft.com/office/drawing/2014/chartex" xmlns:cx1="http://schemas.microsoft.com/office/drawing/2015/9/8/chartex" xmlns:cx2="http://schemas.microsoft.com/office/drawing/2015/10/21/chartex" xmlns:cx3="http://schemas.microsoft.com/office/drawing/2016/5/9/chartex" xmlns:cx4="http://schemas.microsoft.com/office/drawing/2016/5/10/chartex" xmlns:cx5="http://schemas.microsoft.com/office/drawing/2016/5/11/chartex" xmlns:cx6="http://schemas.microsoft.com/office/drawing/2016/5/12/chartex" xmlns:cx7="http://schemas.microsoft.com/office/drawing/2016/5/13/chartex" xmlns:cx8="http://schemas.microsoft.com/office/drawing/2016/5/14/chartex" xmlns:mc="http://schemas.openxmlformats.org/markup-compatibility/2006" xmlns:aink="http://schemas.microsoft.com/office/drawing/2016/ink" xmlns:am3d="http://schemas.microsoft.com/office/drawing/2017/model3d" xmlns:o="urn:schemas-microsoft-com:office:office" xmlns:oel="http://schemas.microsoft.com/office/2019/extlst" xmlns:r="http://schemas.openxmlformats.org/officeDocument/2006/relationships" xmlns:m="http://schemas.openxmlformats.org/officeDocument/2006/math" xmlns:v="urn:schemas-microsoft-com:vml" xmlns:wp14="http://schemas.microsoft.com/office/word/2010/wordprocessingDrawing" xmlns:wp="http://schemas.openxmlformats.org/drawingml/2006/wordprocessingDrawing" xmlns:w10="urn:schemas-microsoft-com:office:word" xmlns:w="http://schemas.openxmlformats.org/wordprocessingml/2006/main" xmlns:w14="http://schemas.microsoft.com/office/word/2010/wordml" xmlns:w15="http://schemas.microsoft.com/office/word/2012/wordml" xmlns:w16cex="http://schemas.microsoft.com/office/word/2018/wordml/cex" xmlns:w16cid="http://schemas.microsoft.com/office/word/2016/wordml/cid" xmlns:w16="http://schemas.microsoft.com/office/word/2018/wordml" xmlns:w16du="http://schemas.microsoft.com/office/word/2023/wordml/word16du" xmlns:w16sdtdh="http://schemas.microsoft.com/office/word/2020/wordml/sdtdatahash" xmlns:w16sdtfl="http://schemas.microsoft.com/office/word/2024/wordml/sdtformatlock" xmlns:w16se="http://schemas.microsoft.com/office/word/2015/wordml/symex" xmlns:wpg="http://schemas.microsoft.com/office/word/2010/wordprocessingGroup" xmlns:wpi="http://schemas.microsoft.com/office/word/2010/wordprocessingInk" xmlns:wne="http://schemas.microsoft.com/office/word/2006/wordml" xmlns:wps="http://schemas.microsoft.com/office/word/2010/wordprocessingShape" mc:Ignorable="w14 w15 w16se w16cid w16 w16cex w16sdtdh w16sdtfl w16du wp14">
   <w:p>
     <w:pPr>
       <w:pStyle w:val="Header"/>
@@ -9977,7 +9985,7 @@
 </file>
 
 <file path=word/header3.xml><?xml version="1.0" encoding="utf-8"?>
-<w:hdr xmlns:wpc="http://schemas.microsoft.com/office/word/2010/wordprocessingCanvas" xmlns:cx="http://schemas.microsoft.com/office/drawing/2014/chartex" xmlns:cx1="http://schemas.microsoft.com/office/drawing/2015/9/8/chartex" xmlns:cx2="http://schemas.microsoft.com/office/drawing/2015/10/21/chartex" xmlns:cx3="http://schemas.microsoft.com/office/drawing/2016/5/9/chartex" xmlns:cx4="http://schemas.microsoft.com/office/drawing/2016/5/10/chartex" xmlns:cx5="http://schemas.microsoft.com/office/drawing/2016/5/11/chartex" xmlns:cx6="http://schemas.microsoft.com/office/drawing/2016/5/12/chartex" xmlns:cx7="http://schemas.microsoft.com/office/drawing/2016/5/13/chartex" xmlns:cx8="http://schemas.microsoft.com/office/drawing/2016/5/14/chartex" xmlns:mc="http://schemas.openxmlformats.org/markup-compatibility/2006" xmlns:aink="http://schemas.microsoft.com/office/drawing/2016/ink" xmlns:am3d="http://schemas.microsoft.com/office/drawing/2017/model3d" xmlns:o="urn:schemas-microsoft-com:office:office" xmlns:oel="http://schemas.microsoft.com/office/2019/extlst" xmlns:r="http://schemas.openxmlformats.org/officeDocument/2006/relationships" xmlns:m="http://schemas.openxmlformats.org/officeDocument/2006/math" xmlns:v="urn:schemas-microsoft-com:vml" xmlns:wp14="http://schemas.microsoft.com/office/word/2010/wordprocessingDrawing" xmlns:wp="http://schemas.openxmlformats.org/drawingml/2006/wordprocessingDrawing" xmlns:w10="urn:schemas-microsoft-com:office:word" xmlns:w="http://schemas.openxmlformats.org/wordprocessingml/2006/main" xmlns:w14="http://schemas.microsoft.com/office/word/2010/wordml" xmlns:w15="http://schemas.microsoft.com/office/word/2012/wordml" xmlns:w16cex="http://schemas.microsoft.com/office/word/2018/wordml/cex" xmlns:w16cid="http://schemas.microsoft.com/office/word/2016/wordml/cid" xmlns:w16="http://schemas.microsoft.com/office/word/2018/wordml" xmlns:w16sdtdh="http://schemas.microsoft.com/office/word/2020/wordml/sdtdatahash" xmlns:w16se="http://schemas.microsoft.com/office/word/2015/wordml/symex" xmlns:wpg="http://schemas.microsoft.com/office/word/2010/wordprocessingGroup" xmlns:wpi="http://schemas.microsoft.com/office/word/2010/wordprocessingInk" xmlns:wne="http://schemas.microsoft.com/office/word/2006/wordml" xmlns:wps="http://schemas.microsoft.com/office/word/2010/wordprocessingShape" mc:Ignorable="w14 w15 w16se w16cid w16 w16cex w16sdtdh wp14">
+<w:hdr xmlns:wpc="http://schemas.microsoft.com/office/word/2010/wordprocessingCanvas" xmlns:cx="http://schemas.microsoft.com/office/drawing/2014/chartex" xmlns:cx1="http://schemas.microsoft.com/office/drawing/2015/9/8/chartex" xmlns:cx2="http://schemas.microsoft.com/office/drawing/2015/10/21/chartex" xmlns:cx3="http://schemas.microsoft.com/office/drawing/2016/5/9/chartex" xmlns:cx4="http://schemas.microsoft.com/office/drawing/2016/5/10/chartex" xmlns:cx5="http://schemas.microsoft.com/office/drawing/2016/5/11/chartex" xmlns:cx6="http://schemas.microsoft.com/office/drawing/2016/5/12/chartex" xmlns:cx7="http://schemas.microsoft.com/office/drawing/2016/5/13/chartex" xmlns:cx8="http://schemas.microsoft.com/office/drawing/2016/5/14/chartex" xmlns:mc="http://schemas.openxmlformats.org/markup-compatibility/2006" xmlns:aink="http://schemas.microsoft.com/office/drawing/2016/ink" xmlns:am3d="http://schemas.microsoft.com/office/drawing/2017/model3d" xmlns:o="urn:schemas-microsoft-com:office:office" xmlns:oel="http://schemas.microsoft.com/office/2019/extlst" xmlns:r="http://schemas.openxmlformats.org/officeDocument/2006/relationships" xmlns:m="http://schemas.openxmlformats.org/officeDocument/2006/math" xmlns:v="urn:schemas-microsoft-com:vml" xmlns:wp14="http://schemas.microsoft.com/office/word/2010/wordprocessingDrawing" xmlns:wp="http://schemas.openxmlformats.org/drawingml/2006/wordprocessingDrawing" xmlns:w10="urn:schemas-microsoft-com:office:word" xmlns:w="http://schemas.openxmlformats.org/wordprocessingml/2006/main" xmlns:w14="http://schemas.microsoft.com/office/word/2010/wordml" xmlns:w15="http://schemas.microsoft.com/office/word/2012/wordml" xmlns:w16cex="http://schemas.microsoft.com/office/word/2018/wordml/cex" xmlns:w16cid="http://schemas.microsoft.com/office/word/2016/wordml/cid" xmlns:w16="http://schemas.microsoft.com/office/word/2018/wordml" xmlns:w16du="http://schemas.microsoft.com/office/word/2023/wordml/word16du" xmlns:w16sdtdh="http://schemas.microsoft.com/office/word/2020/wordml/sdtdatahash" xmlns:w16sdtfl="http://schemas.microsoft.com/office/word/2024/wordml/sdtformatlock" xmlns:w16se="http://schemas.microsoft.com/office/word/2015/wordml/symex" xmlns:wpg="http://schemas.microsoft.com/office/word/2010/wordprocessingGroup" xmlns:wpi="http://schemas.microsoft.com/office/word/2010/wordprocessingInk" xmlns:wne="http://schemas.microsoft.com/office/word/2006/wordml" xmlns:wps="http://schemas.microsoft.com/office/word/2010/wordprocessingShape" mc:Ignorable="w14 w15 w16se w16cid w16 w16cex w16sdtdh w16sdtfl w16du wp14">
   <w:p>
     <w:pPr>
       <w:pStyle w:val="Header"/>
@@ -9987,7 +9995,7 @@
 </file>
 
 <file path=word/numbering.xml><?xml version="1.0" encoding="utf-8"?>
-<w:numbering xmlns:wpc="http://schemas.microsoft.com/office/word/2010/wordprocessingCanvas" xmlns:cx="http://schemas.microsoft.com/office/drawing/2014/chartex" xmlns:cx1="http://schemas.microsoft.com/office/drawing/2015/9/8/chartex" xmlns:cx2="http://schemas.microsoft.com/office/drawing/2015/10/21/chartex" xmlns:cx3="http://schemas.microsoft.com/office/drawing/2016/5/9/chartex" xmlns:cx4="http://schemas.microsoft.com/office/drawing/2016/5/10/chartex" xmlns:cx5="http://schemas.microsoft.com/office/drawing/2016/5/11/chartex" xmlns:cx6="http://schemas.microsoft.com/office/drawing/2016/5/12/chartex" xmlns:cx7="http://schemas.microsoft.com/office/drawing/2016/5/13/chartex" xmlns:cx8="http://schemas.microsoft.com/office/drawing/2016/5/14/chartex" xmlns:mc="http://schemas.openxmlformats.org/markup-compatibility/2006" xmlns:aink="http://schemas.microsoft.com/office/drawing/2016/ink" xmlns:am3d="http://schemas.microsoft.com/office/drawing/2017/model3d" xmlns:o="urn:schemas-microsoft-com:office:office" xmlns:oel="http://schemas.microsoft.com/office/2019/extlst" xmlns:r="http://schemas.openxmlformats.org/officeDocument/2006/relationships" xmlns:m="http://schemas.openxmlformats.org/officeDocument/2006/math" xmlns:v="urn:schemas-microsoft-com:vml" xmlns:wp14="http://schemas.microsoft.com/office/word/2010/wordprocessingDrawing" xmlns:wp="http://schemas.openxmlformats.org/drawingml/2006/wordprocessingDrawing" xmlns:w10="urn:schemas-microsoft-com:office:word" xmlns:w="http://schemas.openxmlformats.org/wordprocessingml/2006/main" xmlns:w14="http://schemas.microsoft.com/office/word/2010/wordml" xmlns:w15="http://schemas.microsoft.com/office/word/2012/wordml" xmlns:w16cex="http://schemas.microsoft.com/office/word/2018/wordml/cex" xmlns:w16cid="http://schemas.microsoft.com/office/word/2016/wordml/cid" xmlns:w16="http://schemas.microsoft.com/office/word/2018/wordml" xmlns:w16sdtdh="http://schemas.microsoft.com/office/word/2020/wordml/sdtdatahash" xmlns:w16se="http://schemas.microsoft.com/office/word/2015/wordml/symex" xmlns:wpg="http://schemas.microsoft.com/office/word/2010/wordprocessingGroup" xmlns:wpi="http://schemas.microsoft.com/office/word/2010/wordprocessingInk" xmlns:wne="http://schemas.microsoft.com/office/word/2006/wordml" xmlns:wps="http://schemas.microsoft.com/office/word/2010/wordprocessingShape" mc:Ignorable="w14 w15 w16se w16cid w16 w16cex w16sdtdh wp14">
+<w:numbering xmlns:wpc="http://schemas.microsoft.com/office/word/2010/wordprocessingCanvas" xmlns:cx="http://schemas.microsoft.com/office/drawing/2014/chartex" xmlns:cx1="http://schemas.microsoft.com/office/drawing/2015/9/8/chartex" xmlns:cx2="http://schemas.microsoft.com/office/drawing/2015/10/21/chartex" xmlns:cx3="http://schemas.microsoft.com/office/drawing/2016/5/9/chartex" xmlns:cx4="http://schemas.microsoft.com/office/drawing/2016/5/10/chartex" xmlns:cx5="http://schemas.microsoft.com/office/drawing/2016/5/11/chartex" xmlns:cx6="http://schemas.microsoft.com/office/drawing/2016/5/12/chartex" xmlns:cx7="http://schemas.microsoft.com/office/drawing/2016/5/13/chartex" xmlns:cx8="http://schemas.microsoft.com/office/drawing/2016/5/14/chartex" xmlns:mc="http://schemas.openxmlformats.org/markup-compatibility/2006" xmlns:aink="http://schemas.microsoft.com/office/drawing/2016/ink" xmlns:am3d="http://schemas.microsoft.com/office/drawing/2017/model3d" xmlns:o="urn:schemas-microsoft-com:office:office" xmlns:oel="http://schemas.microsoft.com/office/2019/extlst" xmlns:r="http://schemas.openxmlformats.org/officeDocument/2006/relationships" xmlns:m="http://schemas.openxmlformats.org/officeDocument/2006/math" xmlns:v="urn:schemas-microsoft-com:vml" xmlns:wp14="http://schemas.microsoft.com/office/word/2010/wordprocessingDrawing" xmlns:wp="http://schemas.openxmlformats.org/drawingml/2006/wordprocessingDrawing" xmlns:w10="urn:schemas-microsoft-com:office:word" xmlns:w="http://schemas.openxmlformats.org/wordprocessingml/2006/main" xmlns:w14="http://schemas.microsoft.com/office/word/2010/wordml" xmlns:w15="http://schemas.microsoft.com/office/word/2012/wordml" xmlns:w16cex="http://schemas.microsoft.com/office/word/2018/wordml/cex" xmlns:w16cid="http://schemas.microsoft.com/office/word/2016/wordml/cid" xmlns:w16="http://schemas.microsoft.com/office/word/2018/wordml" xmlns:w16du="http://schemas.microsoft.com/office/word/2023/wordml/word16du" xmlns:w16sdtdh="http://schemas.microsoft.com/office/word/2020/wordml/sdtdatahash" xmlns:w16sdtfl="http://schemas.microsoft.com/office/word/2024/wordml/sdtformatlock" xmlns:w16se="http://schemas.microsoft.com/office/word/2015/wordml/symex" xmlns:wpg="http://schemas.microsoft.com/office/word/2010/wordprocessingGroup" xmlns:wpi="http://schemas.microsoft.com/office/word/2010/wordprocessingInk" xmlns:wne="http://schemas.microsoft.com/office/word/2006/wordml" xmlns:wps="http://schemas.microsoft.com/office/word/2010/wordprocessingShape" mc:Ignorable="w14 w15 w16se w16cid w16 w16cex w16sdtdh w16sdtfl w16du wp14">
   <w:abstractNum w:abstractNumId="0" w15:restartNumberingAfterBreak="0">
     <w:nsid w:val="04AF6E0B"/>
     <w:multiLevelType w:val="multilevel"/>
@@ -13509,7 +13517,7 @@
 </file>
 
 <file path=word/styles.xml><?xml version="1.0" encoding="utf-8"?>
-<w:styles xmlns:mc="http://schemas.openxmlformats.org/markup-compatibility/2006" xmlns:r="http://schemas.openxmlformats.org/officeDocument/2006/relationships" xmlns:w="http://schemas.openxmlformats.org/wordprocessingml/2006/main" xmlns:w14="http://schemas.microsoft.com/office/word/2010/wordml" xmlns:w15="http://schemas.microsoft.com/office/word/2012/wordml" xmlns:w16cex="http://schemas.microsoft.com/office/word/2018/wordml/cex" xmlns:w16cid="http://schemas.microsoft.com/office/word/2016/wordml/cid" xmlns:w16="http://schemas.microsoft.com/office/word/2018/wordml" xmlns:w16sdtdh="http://schemas.microsoft.com/office/word/2020/wordml/sdtdatahash" xmlns:w16se="http://schemas.microsoft.com/office/word/2015/wordml/symex" mc:Ignorable="w14 w15 w16se w16cid w16 w16cex w16sdtdh">
+<w:styles xmlns:mc="http://schemas.openxmlformats.org/markup-compatibility/2006" xmlns:r="http://schemas.openxmlformats.org/officeDocument/2006/relationships" xmlns:w="http://schemas.openxmlformats.org/wordprocessingml/2006/main" xmlns:w14="http://schemas.microsoft.com/office/word/2010/wordml" xmlns:w15="http://schemas.microsoft.com/office/word/2012/wordml" xmlns:w16cex="http://schemas.microsoft.com/office/word/2018/wordml/cex" xmlns:w16cid="http://schemas.microsoft.com/office/word/2016/wordml/cid" xmlns:w16="http://schemas.microsoft.com/office/word/2018/wordml" xmlns:w16du="http://schemas.microsoft.com/office/word/2023/wordml/word16du" xmlns:w16sdtdh="http://schemas.microsoft.com/office/word/2020/wordml/sdtdatahash" xmlns:w16sdtfl="http://schemas.microsoft.com/office/word/2024/wordml/sdtformatlock" xmlns:w16se="http://schemas.microsoft.com/office/word/2015/wordml/symex" mc:Ignorable="w14 w15 w16se w16cid w16 w16cex w16sdtdh w16sdtfl w16du">
   <w:docDefaults>
     <w:rPrDefault>
       <w:rPr>
@@ -13902,11 +13910,11 @@
     <w:qFormat/>
     <w:rsid w:val="001B3490"/>
   </w:style>
-  <w:style w:type="paragraph" w:styleId="Judul1">
+  <w:style w:type="paragraph" w:styleId="Heading1">
     <w:name w:val="heading 1"/>
     <w:basedOn w:val="Normal"/>
     <w:next w:val="Normal"/>
-    <w:link w:val="Judul1KAR"/>
+    <w:link w:val="Heading1Char"/>
     <w:uiPriority w:val="9"/>
     <w:qFormat/>
     <w:rsid w:val="001B3490"/>
@@ -13928,11 +13936,11 @@
       <w:szCs w:val="32"/>
     </w:rPr>
   </w:style>
-  <w:style w:type="paragraph" w:styleId="Judul2">
+  <w:style w:type="paragraph" w:styleId="Heading2">
     <w:name w:val="heading 2"/>
     <w:basedOn w:val="Normal"/>
     <w:next w:val="Normal"/>
-    <w:link w:val="Judul2KAR"/>
+    <w:link w:val="Heading2Char"/>
     <w:uiPriority w:val="9"/>
     <w:semiHidden/>
     <w:unhideWhenUsed/>
@@ -13957,11 +13965,11 @@
       <w:szCs w:val="28"/>
     </w:rPr>
   </w:style>
-  <w:style w:type="paragraph" w:styleId="Judul3">
+  <w:style w:type="paragraph" w:styleId="Heading3">
     <w:name w:val="heading 3"/>
     <w:basedOn w:val="Normal"/>
     <w:next w:val="Normal"/>
-    <w:link w:val="Judul3KAR"/>
+    <w:link w:val="Heading3Char"/>
     <w:uiPriority w:val="9"/>
     <w:semiHidden/>
     <w:unhideWhenUsed/>
@@ -13984,11 +13992,11 @@
       <w:szCs w:val="26"/>
     </w:rPr>
   </w:style>
-  <w:style w:type="paragraph" w:styleId="Judul4">
+  <w:style w:type="paragraph" w:styleId="Heading4">
     <w:name w:val="heading 4"/>
     <w:basedOn w:val="Normal"/>
     <w:next w:val="Normal"/>
-    <w:link w:val="Judul4KAR"/>
+    <w:link w:val="Heading4Char"/>
     <w:uiPriority w:val="9"/>
     <w:semiHidden/>
     <w:unhideWhenUsed/>
@@ -14011,11 +14019,11 @@
       <w:szCs w:val="28"/>
     </w:rPr>
   </w:style>
-  <w:style w:type="paragraph" w:styleId="Judul5">
+  <w:style w:type="paragraph" w:styleId="Heading5">
     <w:name w:val="heading 5"/>
     <w:basedOn w:val="Normal"/>
     <w:next w:val="Normal"/>
-    <w:link w:val="Judul5KAR"/>
+    <w:link w:val="Heading5Char"/>
     <w:uiPriority w:val="9"/>
     <w:semiHidden/>
     <w:unhideWhenUsed/>
@@ -14039,11 +14047,11 @@
       <w:szCs w:val="26"/>
     </w:rPr>
   </w:style>
-  <w:style w:type="paragraph" w:styleId="Judul6">
+  <w:style w:type="paragraph" w:styleId="Heading6">
     <w:name w:val="heading 6"/>
     <w:basedOn w:val="Normal"/>
     <w:next w:val="Normal"/>
-    <w:link w:val="Judul6KAR"/>
+    <w:link w:val="Heading6Char"/>
     <w:qFormat/>
     <w:rsid w:val="001B3490"/>
     <w:pPr>
@@ -14061,11 +14069,11 @@
       <w:szCs w:val="22"/>
     </w:rPr>
   </w:style>
-  <w:style w:type="paragraph" w:styleId="Judul7">
+  <w:style w:type="paragraph" w:styleId="Heading7">
     <w:name w:val="heading 7"/>
     <w:basedOn w:val="Normal"/>
     <w:next w:val="Normal"/>
-    <w:link w:val="Judul7KAR"/>
+    <w:link w:val="Heading7Char"/>
     <w:uiPriority w:val="9"/>
     <w:semiHidden/>
     <w:unhideWhenUsed/>
@@ -14085,11 +14093,11 @@
       <w:szCs w:val="24"/>
     </w:rPr>
   </w:style>
-  <w:style w:type="paragraph" w:styleId="Judul8">
+  <w:style w:type="paragraph" w:styleId="Heading8">
     <w:name w:val="heading 8"/>
     <w:basedOn w:val="Normal"/>
     <w:next w:val="Normal"/>
-    <w:link w:val="Judul8KAR"/>
+    <w:link w:val="Heading8Char"/>
     <w:uiPriority w:val="9"/>
     <w:semiHidden/>
     <w:unhideWhenUsed/>
@@ -14111,11 +14119,11 @@
       <w:szCs w:val="24"/>
     </w:rPr>
   </w:style>
-  <w:style w:type="paragraph" w:styleId="Judul9">
+  <w:style w:type="paragraph" w:styleId="Heading9">
     <w:name w:val="heading 9"/>
     <w:basedOn w:val="Normal"/>
     <w:next w:val="Normal"/>
-    <w:link w:val="Judul9KAR"/>
+    <w:link w:val="Heading9Char"/>
     <w:uiPriority w:val="9"/>
     <w:semiHidden/>
     <w:unhideWhenUsed/>
@@ -14135,13 +14143,13 @@
       <w:szCs w:val="22"/>
     </w:rPr>
   </w:style>
-  <w:style w:type="character" w:default="1" w:styleId="FontParagrafDefault">
+  <w:style w:type="character" w:default="1" w:styleId="DefaultParagraphFont">
     <w:name w:val="Default Paragraph Font"/>
     <w:uiPriority w:val="1"/>
     <w:semiHidden/>
     <w:unhideWhenUsed/>
   </w:style>
-  <w:style w:type="table" w:default="1" w:styleId="TabelNormal">
+  <w:style w:type="table" w:default="1" w:styleId="TableNormal">
     <w:name w:val="Normal Table"/>
     <w:uiPriority w:val="99"/>
     <w:semiHidden/>
@@ -14156,16 +14164,16 @@
       </w:tblCellMar>
     </w:tblPr>
   </w:style>
-  <w:style w:type="numbering" w:default="1" w:styleId="TidakAdaDaftar">
+  <w:style w:type="numbering" w:default="1" w:styleId="NoList">
     <w:name w:val="No List"/>
     <w:uiPriority w:val="99"/>
     <w:semiHidden/>
     <w:unhideWhenUsed/>
   </w:style>
-  <w:style w:type="character" w:customStyle="1" w:styleId="Judul1KAR">
-    <w:name w:val="Judul 1 KAR"/>
-    <w:basedOn w:val="FontParagrafDefault"/>
-    <w:link w:val="Judul1"/>
+  <w:style w:type="character" w:customStyle="1" w:styleId="Heading1Char">
+    <w:name w:val="Heading 1 Char"/>
+    <w:basedOn w:val="DefaultParagraphFont"/>
+    <w:link w:val="Heading1"/>
     <w:uiPriority w:val="9"/>
     <w:rsid w:val="001B3490"/>
     <w:rPr>
@@ -14177,10 +14185,10 @@
       <w:szCs w:val="32"/>
     </w:rPr>
   </w:style>
-  <w:style w:type="character" w:customStyle="1" w:styleId="Judul2KAR">
-    <w:name w:val="Judul 2 KAR"/>
-    <w:basedOn w:val="FontParagrafDefault"/>
-    <w:link w:val="Judul2"/>
+  <w:style w:type="character" w:customStyle="1" w:styleId="Heading2Char">
+    <w:name w:val="Heading 2 Char"/>
+    <w:basedOn w:val="DefaultParagraphFont"/>
+    <w:link w:val="Heading2"/>
     <w:uiPriority w:val="9"/>
     <w:semiHidden/>
     <w:rsid w:val="001B3490"/>
@@ -14194,10 +14202,10 @@
       <w:szCs w:val="28"/>
     </w:rPr>
   </w:style>
-  <w:style w:type="character" w:customStyle="1" w:styleId="Judul3KAR">
-    <w:name w:val="Judul 3 KAR"/>
-    <w:basedOn w:val="FontParagrafDefault"/>
-    <w:link w:val="Judul3"/>
+  <w:style w:type="character" w:customStyle="1" w:styleId="Heading3Char">
+    <w:name w:val="Heading 3 Char"/>
+    <w:basedOn w:val="DefaultParagraphFont"/>
+    <w:link w:val="Heading3"/>
     <w:uiPriority w:val="9"/>
     <w:semiHidden/>
     <w:rsid w:val="001B3490"/>
@@ -14209,10 +14217,10 @@
       <w:szCs w:val="26"/>
     </w:rPr>
   </w:style>
-  <w:style w:type="character" w:customStyle="1" w:styleId="Judul4KAR">
-    <w:name w:val="Judul 4 KAR"/>
-    <w:basedOn w:val="FontParagrafDefault"/>
-    <w:link w:val="Judul4"/>
+  <w:style w:type="character" w:customStyle="1" w:styleId="Heading4Char">
+    <w:name w:val="Heading 4 Char"/>
+    <w:basedOn w:val="DefaultParagraphFont"/>
+    <w:link w:val="Heading4"/>
     <w:uiPriority w:val="9"/>
     <w:semiHidden/>
     <w:rsid w:val="001B3490"/>
@@ -14224,10 +14232,10 @@
       <w:szCs w:val="28"/>
     </w:rPr>
   </w:style>
-  <w:style w:type="character" w:customStyle="1" w:styleId="Judul5KAR">
-    <w:name w:val="Judul 5 KAR"/>
-    <w:basedOn w:val="FontParagrafDefault"/>
-    <w:link w:val="Judul5"/>
+  <w:style w:type="character" w:customStyle="1" w:styleId="Heading5Char">
+    <w:name w:val="Heading 5 Char"/>
+    <w:basedOn w:val="DefaultParagraphFont"/>
+    <w:link w:val="Heading5"/>
     <w:uiPriority w:val="9"/>
     <w:semiHidden/>
     <w:rsid w:val="001B3490"/>
@@ -14241,10 +14249,10 @@
       <w:szCs w:val="26"/>
     </w:rPr>
   </w:style>
-  <w:style w:type="character" w:customStyle="1" w:styleId="Judul6KAR">
-    <w:name w:val="Judul 6 KAR"/>
-    <w:basedOn w:val="FontParagrafDefault"/>
-    <w:link w:val="Judul6"/>
+  <w:style w:type="character" w:customStyle="1" w:styleId="Heading6Char">
+    <w:name w:val="Heading 6 Char"/>
+    <w:basedOn w:val="DefaultParagraphFont"/>
+    <w:link w:val="Heading6"/>
     <w:rsid w:val="001B3490"/>
     <w:rPr>
       <w:b/>
@@ -14253,10 +14261,10 @@
       <w:szCs w:val="22"/>
     </w:rPr>
   </w:style>
-  <w:style w:type="character" w:customStyle="1" w:styleId="Judul7KAR">
-    <w:name w:val="Judul 7 KAR"/>
-    <w:basedOn w:val="FontParagrafDefault"/>
-    <w:link w:val="Judul7"/>
+  <w:style w:type="character" w:customStyle="1" w:styleId="Heading7Char">
+    <w:name w:val="Heading 7 Char"/>
+    <w:basedOn w:val="DefaultParagraphFont"/>
+    <w:link w:val="Heading7"/>
     <w:uiPriority w:val="9"/>
     <w:semiHidden/>
     <w:rsid w:val="001B3490"/>
@@ -14266,10 +14274,10 @@
       <w:szCs w:val="24"/>
     </w:rPr>
   </w:style>
-  <w:style w:type="character" w:customStyle="1" w:styleId="Judul8KAR">
-    <w:name w:val="Judul 8 KAR"/>
-    <w:basedOn w:val="FontParagrafDefault"/>
-    <w:link w:val="Judul8"/>
+  <w:style w:type="character" w:customStyle="1" w:styleId="Heading8Char">
+    <w:name w:val="Heading 8 Char"/>
+    <w:basedOn w:val="DefaultParagraphFont"/>
+    <w:link w:val="Heading8"/>
     <w:uiPriority w:val="9"/>
     <w:semiHidden/>
     <w:rsid w:val="001B3490"/>
@@ -14281,10 +14289,10 @@
       <w:szCs w:val="24"/>
     </w:rPr>
   </w:style>
-  <w:style w:type="character" w:customStyle="1" w:styleId="Judul9KAR">
-    <w:name w:val="Judul 9 KAR"/>
-    <w:basedOn w:val="FontParagrafDefault"/>
-    <w:link w:val="Judul9"/>
+  <w:style w:type="character" w:customStyle="1" w:styleId="Heading9Char">
+    <w:name w:val="Heading 9 Char"/>
+    <w:basedOn w:val="DefaultParagraphFont"/>
+    <w:link w:val="Heading9"/>
     <w:uiPriority w:val="9"/>
     <w:semiHidden/>
     <w:rsid w:val="001B3490"/>
@@ -14294,11 +14302,11 @@
       <w:szCs w:val="22"/>
     </w:rPr>
   </w:style>
-  <w:style w:type="paragraph" w:styleId="DaftarParagraf">
+  <w:style w:type="paragraph" w:styleId="ListParagraph">
     <w:name w:val="List Paragraph"/>
     <w:aliases w:val="Body of text,Colorful List - Accent 11,List Paragraph1,Body of text+1,Body of text+2,Body of text+3,List Paragraph11,HEADING 1,Medium Grid 1 - Accent 21,soal jawab,Body of textCxSp,List Paragraph Char Char Char,List Paragraph Char Char"/>
     <w:basedOn w:val="Normal"/>
-    <w:link w:val="DaftarParagrafKAR"/>
+    <w:link w:val="ListParagraphChar"/>
     <w:uiPriority w:val="34"/>
     <w:qFormat/>
     <w:rsid w:val="00A654BC"/>
@@ -14322,10 +14330,10 @@
       <w:szCs w:val="24"/>
     </w:rPr>
   </w:style>
-  <w:style w:type="table" w:styleId="KisiTabel">
+  <w:style w:type="table" w:styleId="TableGrid">
     <w:name w:val="Table Grid"/>
     <w:aliases w:val="Tabel"/>
-    <w:basedOn w:val="TabelNormal"/>
+    <w:basedOn w:val="TableNormal"/>
     <w:uiPriority w:val="59"/>
     <w:rsid w:val="0035587B"/>
     <w:tblPr>
@@ -14339,10 +14347,10 @@
       </w:tblBorders>
     </w:tblPr>
   </w:style>
-  <w:style w:type="paragraph" w:styleId="TeksBalon">
+  <w:style w:type="paragraph" w:styleId="BalloonText">
     <w:name w:val="Balloon Text"/>
     <w:basedOn w:val="Normal"/>
-    <w:link w:val="TeksBalonKAR"/>
+    <w:link w:val="BalloonTextChar"/>
     <w:uiPriority w:val="99"/>
     <w:semiHidden/>
     <w:unhideWhenUsed/>
@@ -14353,10 +14361,10 @@
       <w:szCs w:val="16"/>
     </w:rPr>
   </w:style>
-  <w:style w:type="character" w:customStyle="1" w:styleId="TeksBalonKAR">
-    <w:name w:val="Teks Balon KAR"/>
-    <w:basedOn w:val="FontParagrafDefault"/>
-    <w:link w:val="TeksBalon"/>
+  <w:style w:type="character" w:customStyle="1" w:styleId="BalloonTextChar">
+    <w:name w:val="Balloon Text Char"/>
+    <w:basedOn w:val="DefaultParagraphFont"/>
+    <w:link w:val="BalloonText"/>
     <w:uiPriority w:val="99"/>
     <w:semiHidden/>
     <w:rsid w:val="00FD3458"/>
@@ -14366,7 +14374,7 @@
       <w:szCs w:val="16"/>
     </w:rPr>
   </w:style>
-  <w:style w:type="paragraph" w:styleId="TidakAdaSpasi">
+  <w:style w:type="paragraph" w:styleId="NoSpacing">
     <w:name w:val="No Spacing"/>
     <w:uiPriority w:val="99"/>
     <w:qFormat/>
@@ -14392,10 +14400,10 @@
       <w:lang w:val="id-ID" w:eastAsia="id-ID"/>
     </w:rPr>
   </w:style>
-  <w:style w:type="character" w:customStyle="1" w:styleId="DaftarParagrafKAR">
-    <w:name w:val="Daftar Paragraf KAR"/>
-    <w:aliases w:val="Body of text KAR,Colorful List - Accent 11 KAR,List Paragraph1 KAR,Body of text+1 KAR,Body of text+2 KAR,Body of text+3 KAR,List Paragraph11 KAR,HEADING 1 KAR,Medium Grid 1 - Accent 21 KAR,soal jawab KAR,Body of textCxSp KAR"/>
-    <w:link w:val="DaftarParagraf"/>
+  <w:style w:type="character" w:customStyle="1" w:styleId="ListParagraphChar">
+    <w:name w:val="List Paragraph Char"/>
+    <w:aliases w:val="Body of text Char,Colorful List - Accent 11 Char,List Paragraph1 Char,Body of text+1 Char,Body of text+2 Char,Body of text+3 Char,List Paragraph11 Char,HEADING 1 Char,Medium Grid 1 - Accent 21 Char,soal jawab Char"/>
+    <w:link w:val="ListParagraph"/>
     <w:uiPriority w:val="34"/>
     <w:qFormat/>
     <w:locked/>
@@ -14404,7 +14412,7 @@
   <w:style w:type="paragraph" w:styleId="Header">
     <w:name w:val="header"/>
     <w:basedOn w:val="Normal"/>
-    <w:link w:val="HeaderKAR"/>
+    <w:link w:val="HeaderChar"/>
     <w:uiPriority w:val="99"/>
     <w:unhideWhenUsed/>
     <w:rsid w:val="001C7B89"/>
@@ -14415,9 +14423,9 @@
       </w:tabs>
     </w:pPr>
   </w:style>
-  <w:style w:type="character" w:customStyle="1" w:styleId="HeaderKAR">
-    <w:name w:val="Header KAR"/>
-    <w:basedOn w:val="FontParagrafDefault"/>
+  <w:style w:type="character" w:customStyle="1" w:styleId="HeaderChar">
+    <w:name w:val="Header Char"/>
+    <w:basedOn w:val="DefaultParagraphFont"/>
     <w:link w:val="Header"/>
     <w:uiPriority w:val="99"/>
     <w:rsid w:val="001C7B89"/>
@@ -14425,7 +14433,7 @@
   <w:style w:type="paragraph" w:styleId="Footer">
     <w:name w:val="footer"/>
     <w:basedOn w:val="Normal"/>
-    <w:link w:val="FooterKAR"/>
+    <w:link w:val="FooterChar"/>
     <w:uiPriority w:val="99"/>
     <w:unhideWhenUsed/>
     <w:rsid w:val="001C7B89"/>
@@ -14436,16 +14444,16 @@
       </w:tabs>
     </w:pPr>
   </w:style>
-  <w:style w:type="character" w:customStyle="1" w:styleId="FooterKAR">
-    <w:name w:val="Footer KAR"/>
-    <w:basedOn w:val="FontParagrafDefault"/>
+  <w:style w:type="character" w:customStyle="1" w:styleId="FooterChar">
+    <w:name w:val="Footer Char"/>
+    <w:basedOn w:val="DefaultParagraphFont"/>
     <w:link w:val="Footer"/>
     <w:uiPriority w:val="99"/>
     <w:rsid w:val="001C7B89"/>
   </w:style>
   <w:style w:type="character" w:styleId="Hyperlink">
     <w:name w:val="Hyperlink"/>
-    <w:basedOn w:val="FontParagrafDefault"/>
+    <w:basedOn w:val="DefaultParagraphFont"/>
     <w:uiPriority w:val="99"/>
     <w:unhideWhenUsed/>
     <w:rsid w:val="006F07A1"/>
@@ -14454,9 +14462,9 @@
       <w:u w:val="single"/>
     </w:rPr>
   </w:style>
-  <w:style w:type="character" w:styleId="SebutanYangBelumTerselesaikan">
+  <w:style w:type="character" w:styleId="UnresolvedMention">
     <w:name w:val="Unresolved Mention"/>
-    <w:basedOn w:val="FontParagrafDefault"/>
+    <w:basedOn w:val="DefaultParagraphFont"/>
     <w:uiPriority w:val="99"/>
     <w:semiHidden/>
     <w:unhideWhenUsed/>
@@ -14466,9 +14474,9 @@
       <w:shd w:val="clear" w:color="auto" w:fill="E1DFDD"/>
     </w:rPr>
   </w:style>
-  <w:style w:type="character" w:styleId="Kuat">
+  <w:style w:type="character" w:styleId="Strong">
     <w:name w:val="Strong"/>
-    <w:basedOn w:val="FontParagrafDefault"/>
+    <w:basedOn w:val="DefaultParagraphFont"/>
     <w:uiPriority w:val="22"/>
     <w:qFormat/>
     <w:rsid w:val="005B477F"/>
